--- a/docx/proposal/04_需求定义文档.docx
+++ b/docx/proposal/04_需求定义文档.docx
@@ -1533,7 +1533,7 @@
     </w:p>
     <w:bookmarkEnd w:id="31"/>
     <w:bookmarkEnd w:id="32"/>
-    <w:bookmarkStart w:id="33" w:name="总体需求概述"/>
+    <w:bookmarkStart w:id="34" w:name="总体需求概述"/>
     <w:p>
       <w:pPr>
         <w:pStyle w:val="Heading2"/>
@@ -1881,11 +1881,10 @@
         </w:tc>
       </w:tr>
     </w:tbl>
-    <w:bookmarkEnd w:id="33"/>
-    <w:bookmarkStart w:id="34" w:name="典型业务流程细化"/>
-    <w:p>
-      <w:pPr>
-        <w:pStyle w:val="Heading2"/>
+    <w:bookmarkStart w:id="33" w:name="典型业务流程细化"/>
+    <w:p>
+      <w:pPr>
+        <w:pStyle w:val="Heading3"/>
       </w:pPr>
       <w:r>
         <w:rPr>
@@ -2323,6 +2322,7 @@
         </w:tc>
       </w:tr>
     </w:tbl>
+    <w:bookmarkEnd w:id="33"/>
     <w:bookmarkEnd w:id="34"/>
     <w:bookmarkStart w:id="40" w:name="功能需求列表"/>
     <w:p>
@@ -3201,7 +3201,7 @@
       </w:tr>
     </w:tbl>
     <w:bookmarkEnd w:id="48"/>
-    <w:bookmarkStart w:id="49" w:name="约束条件"/>
+    <w:bookmarkStart w:id="50" w:name="约束条件"/>
     <w:p>
       <w:pPr>
         <w:pStyle w:val="Heading2"/>
@@ -3273,11 +3273,10 @@
         <w:t xml:space="preserve">项目为课程实验系统，不以商业级高并发或实时在线部署为目标。</w:t>
       </w:r>
     </w:p>
-    <w:bookmarkEnd w:id="49"/>
-    <w:bookmarkStart w:id="50" w:name="需求验收口径"/>
-    <w:p>
-      <w:pPr>
-        <w:pStyle w:val="Heading2"/>
+    <w:bookmarkStart w:id="49" w:name="需求验收口径"/>
+    <w:p>
+      <w:pPr>
+        <w:pStyle w:val="Heading3"/>
       </w:pPr>
       <w:r>
         <w:rPr>
@@ -3390,6 +3389,7 @@
         <w:t xml:space="preserve">的情况。</w:t>
       </w:r>
     </w:p>
+    <w:bookmarkEnd w:id="49"/>
     <w:bookmarkEnd w:id="50"/>
     <w:bookmarkStart w:id="51" w:name="验收目标"/>
     <w:p>

--- a/docx/proposal/04_需求定义文档.docx
+++ b/docx/proposal/04_需求定义文档.docx
@@ -36,9 +36,9 @@
       </w:pPr>
       <w:r>
         <w:rPr>
-          <w:rFonts w:ascii="黑体" w:hAnsi="黑体" w:eastAsia="黑体"/>
+          <w:rFonts w:ascii="宋体" w:hAnsi="宋体" w:eastAsia="宋体"/>
           <w:b/>
-          <w:sz w:val="40"/>
+          <w:sz w:val="48"/>
         </w:rPr>
         <w:t xml:space="preserve">工业轴承设备剩余寿命预测系统的实现：需求定义文档</w:t>
       </w:r>
@@ -50,7 +50,7 @@
       </w:pPr>
       <w:r>
         <w:rPr>
-          <w:rFonts w:ascii="黑体" w:hAnsi="黑体" w:eastAsia="黑体"/>
+          <w:rFonts w:ascii="宋体" w:hAnsi="宋体" w:eastAsia="宋体"/>
         </w:rPr>
         <w:t xml:space="preserve">文档信息</w:t>
       </w:r>
@@ -61,19 +61,19 @@
         <w:tblW w:type="pct" w:w="0.0"/>
         <w:tblLook w:firstRow="1" w:lastRow="0" w:firstColumn="0" w:lastColumn="0" w:noHBand="0" w:noVBand="0" w:val="0020"/>
         <w:tblBorders>
-          <w:top w:val="single" w:sz="4" w:space="0" w:color="BFBFBF"/>
-          <w:left w:val="single" w:sz="4" w:space="0" w:color="BFBFBF"/>
-          <w:bottom w:val="single" w:sz="4" w:space="0" w:color="BFBFBF"/>
-          <w:right w:val="single" w:sz="4" w:space="0" w:color="BFBFBF"/>
-          <w:insideH w:val="single" w:sz="4" w:space="0" w:color="BFBFBF"/>
-          <w:insideV w:val="single" w:sz="4" w:space="0" w:color="BFBFBF"/>
+          <w:top w:val="single" w:sz="4" w:space="0" w:color="000000"/>
+          <w:left w:val="single" w:sz="4" w:space="0" w:color="000000"/>
+          <w:bottom w:val="single" w:sz="4" w:space="0" w:color="000000"/>
+          <w:right w:val="single" w:sz="4" w:space="0" w:color="000000"/>
+          <w:insideH w:val="single" w:sz="4" w:space="0" w:color="000000"/>
+          <w:insideV w:val="single" w:sz="4" w:space="0" w:color="000000"/>
         </w:tblBorders>
       </w:tblPr>
       <w:tblGrid/>
       <w:tr>
         <w:tc>
           <w:tcPr>
-            <w:shd w:fill="EAEAEA"/>
+            <w:shd w:fill="FFFFFF"/>
           </w:tcPr>
           <w:p>
             <w:pPr>
@@ -84,7 +84,8 @@
             <w:r>
               <w:rPr>
                 <w:rFonts w:ascii="宋体" w:hAnsi="宋体" w:eastAsia="宋体"/>
-                <w:sz w:val="19"/>
+                <w:b/>
+                <w:sz w:val="21"/>
               </w:rPr>
               <w:t xml:space="preserve">项目</w:t>
             </w:r>
@@ -92,7 +93,7 @@
         </w:tc>
         <w:tc>
           <w:tcPr>
-            <w:shd w:fill="EAEAEA"/>
+            <w:shd w:fill="FFFFFF"/>
           </w:tcPr>
           <w:p>
             <w:pPr>
@@ -103,7 +104,8 @@
             <w:r>
               <w:rPr>
                 <w:rFonts w:ascii="宋体" w:hAnsi="宋体" w:eastAsia="宋体"/>
-                <w:sz w:val="19"/>
+                <w:b/>
+                <w:sz w:val="21"/>
               </w:rPr>
               <w:t xml:space="preserve">内容</w:t>
             </w:r>
@@ -121,7 +123,7 @@
             <w:r>
               <w:rPr>
                 <w:rFonts w:ascii="宋体" w:hAnsi="宋体" w:eastAsia="宋体"/>
-                <w:sz w:val="19"/>
+                <w:sz w:val="21"/>
               </w:rPr>
               <w:t xml:space="preserve">文档名称</w:t>
             </w:r>
@@ -137,7 +139,7 @@
             <w:r>
               <w:rPr>
                 <w:rFonts w:ascii="宋体" w:hAnsi="宋体" w:eastAsia="宋体"/>
-                <w:sz w:val="19"/>
+                <w:sz w:val="21"/>
               </w:rPr>
               <w:t xml:space="preserve">需求定义文档</w:t>
             </w:r>
@@ -155,7 +157,7 @@
             <w:r>
               <w:rPr>
                 <w:rFonts w:ascii="宋体" w:hAnsi="宋体" w:eastAsia="宋体"/>
-                <w:sz w:val="19"/>
+                <w:sz w:val="21"/>
               </w:rPr>
               <w:t xml:space="preserve">文档编号</w:t>
             </w:r>
@@ -171,7 +173,7 @@
             <w:r>
               <w:rPr>
                 <w:rFonts w:ascii="宋体" w:hAnsi="宋体" w:eastAsia="宋体"/>
-                <w:sz w:val="19"/>
+                <w:sz w:val="21"/>
               </w:rPr>
               <w:t xml:space="preserve">SE-PHM-PROP-04</w:t>
             </w:r>
@@ -189,7 +191,7 @@
             <w:r>
               <w:rPr>
                 <w:rFonts w:ascii="宋体" w:hAnsi="宋体" w:eastAsia="宋体"/>
-                <w:sz w:val="19"/>
+                <w:sz w:val="21"/>
               </w:rPr>
               <w:t xml:space="preserve">文档阶段</w:t>
             </w:r>
@@ -205,7 +207,7 @@
             <w:r>
               <w:rPr>
                 <w:rFonts w:ascii="宋体" w:hAnsi="宋体" w:eastAsia="宋体"/>
-                <w:sz w:val="19"/>
+                <w:sz w:val="21"/>
               </w:rPr>
               <w:t xml:space="preserve">开题</w:t>
             </w:r>
@@ -223,7 +225,7 @@
             <w:r>
               <w:rPr>
                 <w:rFonts w:ascii="宋体" w:hAnsi="宋体" w:eastAsia="宋体"/>
-                <w:sz w:val="19"/>
+                <w:sz w:val="21"/>
               </w:rPr>
               <w:t xml:space="preserve">项目名称</w:t>
             </w:r>
@@ -239,7 +241,7 @@
             <w:r>
               <w:rPr>
                 <w:rFonts w:ascii="宋体" w:hAnsi="宋体" w:eastAsia="宋体"/>
-                <w:sz w:val="19"/>
+                <w:sz w:val="21"/>
               </w:rPr>
               <w:t xml:space="preserve">工业轴承设备剩余寿命预测系统的实现</w:t>
             </w:r>
@@ -257,7 +259,7 @@
             <w:r>
               <w:rPr>
                 <w:rFonts w:ascii="宋体" w:hAnsi="宋体" w:eastAsia="宋体"/>
-                <w:sz w:val="19"/>
+                <w:sz w:val="21"/>
               </w:rPr>
               <w:t xml:space="preserve">课程</w:t>
             </w:r>
@@ -273,7 +275,7 @@
             <w:r>
               <w:rPr>
                 <w:rFonts w:ascii="宋体" w:hAnsi="宋体" w:eastAsia="宋体"/>
-                <w:sz w:val="19"/>
+                <w:sz w:val="21"/>
               </w:rPr>
               <w:t xml:space="preserve">中国科学技术大学软件学院《软件工程》</w:t>
             </w:r>
@@ -291,7 +293,7 @@
             <w:r>
               <w:rPr>
                 <w:rFonts w:ascii="宋体" w:hAnsi="宋体" w:eastAsia="宋体"/>
-                <w:sz w:val="19"/>
+                <w:sz w:val="21"/>
               </w:rPr>
               <w:t xml:space="preserve">指导老师</w:t>
             </w:r>
@@ -307,7 +309,7 @@
             <w:r>
               <w:rPr>
                 <w:rFonts w:ascii="宋体" w:hAnsi="宋体" w:eastAsia="宋体"/>
-                <w:sz w:val="19"/>
+                <w:sz w:val="21"/>
               </w:rPr>
               <w:t xml:space="preserve">zjf</w:t>
             </w:r>
@@ -325,7 +327,7 @@
             <w:r>
               <w:rPr>
                 <w:rFonts w:ascii="宋体" w:hAnsi="宋体" w:eastAsia="宋体"/>
-                <w:sz w:val="19"/>
+                <w:sz w:val="21"/>
               </w:rPr>
               <w:t xml:space="preserve">小组成员</w:t>
             </w:r>
@@ -341,7 +343,7 @@
             <w:r>
               <w:rPr>
                 <w:rFonts w:ascii="宋体" w:hAnsi="宋体" w:eastAsia="宋体"/>
-                <w:sz w:val="19"/>
+                <w:sz w:val="21"/>
               </w:rPr>
               <w:t xml:space="preserve">zyj、cyy、zdh、zy</w:t>
             </w:r>
@@ -359,7 +361,7 @@
             <w:r>
               <w:rPr>
                 <w:rFonts w:ascii="宋体" w:hAnsi="宋体" w:eastAsia="宋体"/>
-                <w:sz w:val="19"/>
+                <w:sz w:val="21"/>
               </w:rPr>
               <w:t xml:space="preserve">文档负责人</w:t>
             </w:r>
@@ -375,7 +377,7 @@
             <w:r>
               <w:rPr>
                 <w:rFonts w:ascii="宋体" w:hAnsi="宋体" w:eastAsia="宋体"/>
-                <w:sz w:val="19"/>
+                <w:sz w:val="21"/>
               </w:rPr>
               <w:t xml:space="preserve">zy</w:t>
             </w:r>
@@ -393,7 +395,7 @@
             <w:r>
               <w:rPr>
                 <w:rFonts w:ascii="宋体" w:hAnsi="宋体" w:eastAsia="宋体"/>
-                <w:sz w:val="19"/>
+                <w:sz w:val="21"/>
               </w:rPr>
               <w:t xml:space="preserve">参与编写</w:t>
             </w:r>
@@ -409,7 +411,7 @@
             <w:r>
               <w:rPr>
                 <w:rFonts w:ascii="宋体" w:hAnsi="宋体" w:eastAsia="宋体"/>
-                <w:sz w:val="19"/>
+                <w:sz w:val="21"/>
               </w:rPr>
               <w:t xml:space="preserve">zyj、cyy、zdh</w:t>
             </w:r>
@@ -427,7 +429,7 @@
             <w:r>
               <w:rPr>
                 <w:rFonts w:ascii="宋体" w:hAnsi="宋体" w:eastAsia="宋体"/>
-                <w:sz w:val="19"/>
+                <w:sz w:val="21"/>
               </w:rPr>
               <w:t xml:space="preserve">版本</w:t>
             </w:r>
@@ -443,7 +445,7 @@
             <w:r>
               <w:rPr>
                 <w:rFonts w:ascii="宋体" w:hAnsi="宋体" w:eastAsia="宋体"/>
-                <w:sz w:val="19"/>
+                <w:sz w:val="21"/>
               </w:rPr>
               <w:t xml:space="preserve">V3.0</w:t>
             </w:r>
@@ -461,7 +463,7 @@
             <w:r>
               <w:rPr>
                 <w:rFonts w:ascii="宋体" w:hAnsi="宋体" w:eastAsia="宋体"/>
-                <w:sz w:val="19"/>
+                <w:sz w:val="21"/>
               </w:rPr>
               <w:t xml:space="preserve">修订日期</w:t>
             </w:r>
@@ -477,7 +479,7 @@
             <w:r>
               <w:rPr>
                 <w:rFonts w:ascii="宋体" w:hAnsi="宋体" w:eastAsia="宋体"/>
-                <w:sz w:val="19"/>
+                <w:sz w:val="21"/>
               </w:rPr>
               <w:t xml:space="preserve">2026-06-14</w:t>
             </w:r>
@@ -495,7 +497,7 @@
             <w:r>
               <w:rPr>
                 <w:rFonts w:ascii="宋体" w:hAnsi="宋体" w:eastAsia="宋体"/>
-                <w:sz w:val="19"/>
+                <w:sz w:val="21"/>
               </w:rPr>
               <w:t xml:space="preserve">归档形式</w:t>
             </w:r>
@@ -511,7 +513,7 @@
             <w:r>
               <w:rPr>
                 <w:rFonts w:ascii="宋体" w:hAnsi="宋体" w:eastAsia="宋体"/>
-                <w:sz w:val="19"/>
+                <w:sz w:val="21"/>
               </w:rPr>
               <w:t xml:space="preserve">Markdown 源文件、PDF、DOCX</w:t>
             </w:r>
@@ -529,7 +531,7 @@
             <w:r>
               <w:rPr>
                 <w:rFonts w:ascii="宋体" w:hAnsi="宋体" w:eastAsia="宋体"/>
-                <w:sz w:val="19"/>
+                <w:sz w:val="21"/>
               </w:rPr>
               <w:t xml:space="preserve">内容基线</w:t>
             </w:r>
@@ -545,7 +547,7 @@
             <w:r>
               <w:rPr>
                 <w:rFonts w:ascii="宋体" w:hAnsi="宋体" w:eastAsia="宋体"/>
-                <w:sz w:val="19"/>
+                <w:sz w:val="21"/>
               </w:rPr>
               <w:t xml:space="preserve">业务目标、用户角色、总体需求和验收目标</w:t>
             </w:r>
@@ -561,7 +563,7 @@
       </w:pPr>
       <w:r>
         <w:rPr>
-          <w:rFonts w:ascii="黑体" w:hAnsi="黑体" w:eastAsia="黑体"/>
+          <w:rFonts w:ascii="宋体" w:hAnsi="宋体" w:eastAsia="宋体"/>
         </w:rPr>
         <w:t xml:space="preserve">修订记录</w:t>
       </w:r>
@@ -572,19 +574,19 @@
         <w:tblW w:type="pct" w:w="0.0"/>
         <w:tblLook w:firstRow="1" w:lastRow="0" w:firstColumn="0" w:lastColumn="0" w:noHBand="0" w:noVBand="0" w:val="0020"/>
         <w:tblBorders>
-          <w:top w:val="single" w:sz="4" w:space="0" w:color="BFBFBF"/>
-          <w:left w:val="single" w:sz="4" w:space="0" w:color="BFBFBF"/>
-          <w:bottom w:val="single" w:sz="4" w:space="0" w:color="BFBFBF"/>
-          <w:right w:val="single" w:sz="4" w:space="0" w:color="BFBFBF"/>
-          <w:insideH w:val="single" w:sz="4" w:space="0" w:color="BFBFBF"/>
-          <w:insideV w:val="single" w:sz="4" w:space="0" w:color="BFBFBF"/>
+          <w:top w:val="single" w:sz="4" w:space="0" w:color="000000"/>
+          <w:left w:val="single" w:sz="4" w:space="0" w:color="000000"/>
+          <w:bottom w:val="single" w:sz="4" w:space="0" w:color="000000"/>
+          <w:right w:val="single" w:sz="4" w:space="0" w:color="000000"/>
+          <w:insideH w:val="single" w:sz="4" w:space="0" w:color="000000"/>
+          <w:insideV w:val="single" w:sz="4" w:space="0" w:color="000000"/>
         </w:tblBorders>
       </w:tblPr>
       <w:tblGrid/>
       <w:tr>
         <w:tc>
           <w:tcPr>
-            <w:shd w:fill="EAEAEA"/>
+            <w:shd w:fill="FFFFFF"/>
           </w:tcPr>
           <w:p>
             <w:pPr>
@@ -595,7 +597,8 @@
             <w:r>
               <w:rPr>
                 <w:rFonts w:ascii="宋体" w:hAnsi="宋体" w:eastAsia="宋体"/>
-                <w:sz w:val="19"/>
+                <w:b/>
+                <w:sz w:val="21"/>
               </w:rPr>
               <w:t xml:space="preserve">版本</w:t>
             </w:r>
@@ -603,7 +606,7 @@
         </w:tc>
         <w:tc>
           <w:tcPr>
-            <w:shd w:fill="EAEAEA"/>
+            <w:shd w:fill="FFFFFF"/>
           </w:tcPr>
           <w:p>
             <w:pPr>
@@ -614,7 +617,8 @@
             <w:r>
               <w:rPr>
                 <w:rFonts w:ascii="宋体" w:hAnsi="宋体" w:eastAsia="宋体"/>
-                <w:sz w:val="19"/>
+                <w:b/>
+                <w:sz w:val="21"/>
               </w:rPr>
               <w:t xml:space="preserve">日期</w:t>
             </w:r>
@@ -622,7 +626,7 @@
         </w:tc>
         <w:tc>
           <w:tcPr>
-            <w:shd w:fill="EAEAEA"/>
+            <w:shd w:fill="FFFFFF"/>
           </w:tcPr>
           <w:p>
             <w:pPr>
@@ -633,7 +637,8 @@
             <w:r>
               <w:rPr>
                 <w:rFonts w:ascii="宋体" w:hAnsi="宋体" w:eastAsia="宋体"/>
-                <w:sz w:val="19"/>
+                <w:b/>
+                <w:sz w:val="21"/>
               </w:rPr>
               <w:t xml:space="preserve">编写人</w:t>
             </w:r>
@@ -641,7 +646,7 @@
         </w:tc>
         <w:tc>
           <w:tcPr>
-            <w:shd w:fill="EAEAEA"/>
+            <w:shd w:fill="FFFFFF"/>
           </w:tcPr>
           <w:p>
             <w:pPr>
@@ -652,7 +657,8 @@
             <w:r>
               <w:rPr>
                 <w:rFonts w:ascii="宋体" w:hAnsi="宋体" w:eastAsia="宋体"/>
-                <w:sz w:val="19"/>
+                <w:b/>
+                <w:sz w:val="21"/>
               </w:rPr>
               <w:t xml:space="preserve">说明</w:t>
             </w:r>
@@ -670,7 +676,7 @@
             <w:r>
               <w:rPr>
                 <w:rFonts w:ascii="宋体" w:hAnsi="宋体" w:eastAsia="宋体"/>
-                <w:sz w:val="19"/>
+                <w:sz w:val="21"/>
               </w:rPr>
               <w:t xml:space="preserve">V1.0</w:t>
             </w:r>
@@ -686,7 +692,7 @@
             <w:r>
               <w:rPr>
                 <w:rFonts w:ascii="宋体" w:hAnsi="宋体" w:eastAsia="宋体"/>
-                <w:sz w:val="19"/>
+                <w:sz w:val="21"/>
               </w:rPr>
               <w:t xml:space="preserve">2025-11-10</w:t>
             </w:r>
@@ -702,7 +708,7 @@
             <w:r>
               <w:rPr>
                 <w:rFonts w:ascii="宋体" w:hAnsi="宋体" w:eastAsia="宋体"/>
-                <w:sz w:val="19"/>
+                <w:sz w:val="21"/>
               </w:rPr>
               <w:t xml:space="preserve">项目组</w:t>
             </w:r>
@@ -718,7 +724,7 @@
             <w:r>
               <w:rPr>
                 <w:rFonts w:ascii="宋体" w:hAnsi="宋体" w:eastAsia="宋体"/>
-                <w:sz w:val="19"/>
+                <w:sz w:val="21"/>
               </w:rPr>
               <w:t xml:space="preserve">完成初版课程文档</w:t>
             </w:r>
@@ -736,7 +742,7 @@
             <w:r>
               <w:rPr>
                 <w:rFonts w:ascii="宋体" w:hAnsi="宋体" w:eastAsia="宋体"/>
-                <w:sz w:val="19"/>
+                <w:sz w:val="21"/>
               </w:rPr>
               <w:t xml:space="preserve">V2.0</w:t>
             </w:r>
@@ -752,7 +758,7 @@
             <w:r>
               <w:rPr>
                 <w:rFonts w:ascii="宋体" w:hAnsi="宋体" w:eastAsia="宋体"/>
-                <w:sz w:val="19"/>
+                <w:sz w:val="21"/>
               </w:rPr>
               <w:t xml:space="preserve">2026-03-12</w:t>
             </w:r>
@@ -768,7 +774,7 @@
             <w:r>
               <w:rPr>
                 <w:rFonts w:ascii="宋体" w:hAnsi="宋体" w:eastAsia="宋体"/>
-                <w:sz w:val="19"/>
+                <w:sz w:val="21"/>
               </w:rPr>
               <w:t xml:space="preserve">项目组</w:t>
             </w:r>
@@ -784,7 +790,7 @@
             <w:r>
               <w:rPr>
                 <w:rFonts w:ascii="宋体" w:hAnsi="宋体" w:eastAsia="宋体"/>
-                <w:sz w:val="19"/>
+                <w:sz w:val="21"/>
               </w:rPr>
               <w:t xml:space="preserve">统一项目名称、技术基线和阶段交付内容</w:t>
             </w:r>
@@ -802,7 +808,7 @@
             <w:r>
               <w:rPr>
                 <w:rFonts w:ascii="宋体" w:hAnsi="宋体" w:eastAsia="宋体"/>
-                <w:sz w:val="19"/>
+                <w:sz w:val="21"/>
               </w:rPr>
               <w:t xml:space="preserve">V3.0</w:t>
             </w:r>
@@ -818,7 +824,7 @@
             <w:r>
               <w:rPr>
                 <w:rFonts w:ascii="宋体" w:hAnsi="宋体" w:eastAsia="宋体"/>
-                <w:sz w:val="19"/>
+                <w:sz w:val="21"/>
               </w:rPr>
               <w:t xml:space="preserve">2026-06-14</w:t>
             </w:r>
@@ -834,7 +840,7 @@
             <w:r>
               <w:rPr>
                 <w:rFonts w:ascii="宋体" w:hAnsi="宋体" w:eastAsia="宋体"/>
-                <w:sz w:val="19"/>
+                <w:sz w:val="21"/>
               </w:rPr>
               <w:t xml:space="preserve">项目组</w:t>
             </w:r>
@@ -850,7 +856,7 @@
             <w:r>
               <w:rPr>
                 <w:rFonts w:ascii="宋体" w:hAnsi="宋体" w:eastAsia="宋体"/>
-                <w:sz w:val="19"/>
+                <w:sz w:val="21"/>
               </w:rPr>
               <w:t xml:space="preserve">参考课程交付样例统一封面与归档格式，补充数据理解、技术难点、测试验收和 DOCX 交付信息</w:t>
             </w:r>
@@ -866,7 +872,7 @@
       </w:pPr>
       <w:r>
         <w:rPr>
-          <w:rFonts w:ascii="黑体" w:hAnsi="黑体" w:eastAsia="黑体"/>
+          <w:rFonts w:ascii="宋体" w:hAnsi="宋体" w:eastAsia="宋体"/>
         </w:rPr>
         <w:t xml:space="preserve">1. 文档目的</w:t>
       </w:r>
@@ -874,6 +880,8 @@
     <w:p>
       <w:pPr>
         <w:pStyle w:val="FirstParagraph"/>
+        <w:spacing w:line="276" w:lineRule="auto" w:after="0"/>
+        <w:ind w:firstLine="420"/>
       </w:pPr>
       <w:r>
         <w:rPr>
@@ -914,7 +922,7 @@
       </w:pPr>
       <w:r>
         <w:rPr>
-          <w:rFonts w:ascii="黑体" w:hAnsi="黑体" w:eastAsia="黑体"/>
+          <w:rFonts w:ascii="宋体" w:hAnsi="宋体" w:eastAsia="宋体"/>
         </w:rPr>
         <w:t xml:space="preserve">2. 项目背景</w:t>
       </w:r>
@@ -922,6 +930,8 @@
     <w:p>
       <w:pPr>
         <w:pStyle w:val="FirstParagraph"/>
+        <w:spacing w:line="276" w:lineRule="auto" w:after="0"/>
+        <w:ind w:firstLine="420"/>
       </w:pPr>
       <w:r>
         <w:rPr>
@@ -962,7 +972,7 @@
       </w:pPr>
       <w:r>
         <w:rPr>
-          <w:rFonts w:ascii="黑体" w:hAnsi="黑体" w:eastAsia="黑体"/>
+          <w:rFonts w:ascii="宋体" w:hAnsi="宋体" w:eastAsia="宋体"/>
         </w:rPr>
         <w:t xml:space="preserve">3. 项目目标</w:t>
       </w:r>
@@ -970,6 +980,8 @@
     <w:p>
       <w:pPr>
         <w:pStyle w:val="FirstParagraph"/>
+        <w:spacing w:line="276" w:lineRule="auto" w:after="0"/>
+        <w:ind w:firstLine="420"/>
       </w:pPr>
       <w:r>
         <w:rPr>
@@ -985,7 +997,7 @@
       </w:pPr>
       <w:r>
         <w:rPr>
-          <w:rFonts w:ascii="黑体" w:hAnsi="黑体" w:eastAsia="黑体"/>
+          <w:rFonts w:ascii="宋体" w:hAnsi="宋体" w:eastAsia="宋体"/>
         </w:rPr>
         <w:t xml:space="preserve">3.1 业务目标</w:t>
       </w:r>
@@ -997,6 +1009,8 @@
           <w:numId w:val="1001"/>
         </w:numPr>
         <w:pStyle w:val="Compact"/>
+        <w:spacing w:line="276" w:lineRule="auto" w:after="0"/>
+        <w:ind w:firstLine="420"/>
       </w:pPr>
       <w:r>
         <w:rPr>
@@ -1012,6 +1026,8 @@
           <w:numId w:val="1001"/>
         </w:numPr>
         <w:pStyle w:val="Compact"/>
+        <w:spacing w:line="276" w:lineRule="auto" w:after="0"/>
+        <w:ind w:firstLine="420"/>
       </w:pPr>
       <w:r>
         <w:rPr>
@@ -1027,6 +1043,8 @@
           <w:numId w:val="1001"/>
         </w:numPr>
         <w:pStyle w:val="Compact"/>
+        <w:spacing w:line="276" w:lineRule="auto" w:after="0"/>
+        <w:ind w:firstLine="420"/>
       </w:pPr>
       <w:r>
         <w:rPr>
@@ -1042,6 +1060,8 @@
           <w:numId w:val="1001"/>
         </w:numPr>
         <w:pStyle w:val="Compact"/>
+        <w:spacing w:line="276" w:lineRule="auto" w:after="0"/>
+        <w:ind w:firstLine="420"/>
       </w:pPr>
       <w:r>
         <w:rPr>
@@ -1058,7 +1078,7 @@
       </w:pPr>
       <w:r>
         <w:rPr>
-          <w:rFonts w:ascii="黑体" w:hAnsi="黑体" w:eastAsia="黑体"/>
+          <w:rFonts w:ascii="宋体" w:hAnsi="宋体" w:eastAsia="宋体"/>
         </w:rPr>
         <w:t xml:space="preserve">3.2 工程目标</w:t>
       </w:r>
@@ -1070,6 +1090,8 @@
           <w:numId w:val="1002"/>
         </w:numPr>
         <w:pStyle w:val="Compact"/>
+        <w:spacing w:line="276" w:lineRule="auto" w:after="0"/>
+        <w:ind w:firstLine="420"/>
       </w:pPr>
       <w:r>
         <w:rPr>
@@ -1085,6 +1107,8 @@
           <w:numId w:val="1002"/>
         </w:numPr>
         <w:pStyle w:val="Compact"/>
+        <w:spacing w:line="276" w:lineRule="auto" w:after="0"/>
+        <w:ind w:firstLine="420"/>
       </w:pPr>
       <w:r>
         <w:rPr>
@@ -1100,6 +1124,8 @@
           <w:numId w:val="1002"/>
         </w:numPr>
         <w:pStyle w:val="Compact"/>
+        <w:spacing w:line="276" w:lineRule="auto" w:after="0"/>
+        <w:ind w:firstLine="420"/>
       </w:pPr>
       <w:r>
         <w:rPr>
@@ -1115,6 +1141,8 @@
           <w:numId w:val="1002"/>
         </w:numPr>
         <w:pStyle w:val="Compact"/>
+        <w:spacing w:line="276" w:lineRule="auto" w:after="0"/>
+        <w:ind w:firstLine="420"/>
       </w:pPr>
       <w:r>
         <w:rPr>
@@ -1132,7 +1160,7 @@
       </w:pPr>
       <w:r>
         <w:rPr>
-          <w:rFonts w:ascii="黑体" w:hAnsi="黑体" w:eastAsia="黑体"/>
+          <w:rFonts w:ascii="宋体" w:hAnsi="宋体" w:eastAsia="宋体"/>
         </w:rPr>
         <w:t xml:space="preserve">4. 用户角色分析</w:t>
       </w:r>
@@ -1140,6 +1168,8 @@
     <w:p>
       <w:pPr>
         <w:pStyle w:val="FirstParagraph"/>
+        <w:spacing w:line="276" w:lineRule="auto" w:after="0"/>
+        <w:ind w:firstLine="420"/>
       </w:pPr>
       <w:r>
         <w:rPr>
@@ -1154,19 +1184,19 @@
         <w:tblW w:type="pct" w:w="0.0"/>
         <w:tblLook w:firstRow="1" w:lastRow="0" w:firstColumn="0" w:lastColumn="0" w:noHBand="0" w:noVBand="0" w:val="0020"/>
         <w:tblBorders>
-          <w:top w:val="single" w:sz="4" w:space="0" w:color="BFBFBF"/>
-          <w:left w:val="single" w:sz="4" w:space="0" w:color="BFBFBF"/>
-          <w:bottom w:val="single" w:sz="4" w:space="0" w:color="BFBFBF"/>
-          <w:right w:val="single" w:sz="4" w:space="0" w:color="BFBFBF"/>
-          <w:insideH w:val="single" w:sz="4" w:space="0" w:color="BFBFBF"/>
-          <w:insideV w:val="single" w:sz="4" w:space="0" w:color="BFBFBF"/>
+          <w:top w:val="single" w:sz="4" w:space="0" w:color="000000"/>
+          <w:left w:val="single" w:sz="4" w:space="0" w:color="000000"/>
+          <w:bottom w:val="single" w:sz="4" w:space="0" w:color="000000"/>
+          <w:right w:val="single" w:sz="4" w:space="0" w:color="000000"/>
+          <w:insideH w:val="single" w:sz="4" w:space="0" w:color="000000"/>
+          <w:insideV w:val="single" w:sz="4" w:space="0" w:color="000000"/>
         </w:tblBorders>
       </w:tblPr>
       <w:tblGrid/>
       <w:tr>
         <w:tc>
           <w:tcPr>
-            <w:shd w:fill="EAEAEA"/>
+            <w:shd w:fill="FFFFFF"/>
           </w:tcPr>
           <w:p>
             <w:pPr>
@@ -1177,7 +1207,8 @@
             <w:r>
               <w:rPr>
                 <w:rFonts w:ascii="宋体" w:hAnsi="宋体" w:eastAsia="宋体"/>
-                <w:sz w:val="19"/>
+                <w:b/>
+                <w:sz w:val="21"/>
               </w:rPr>
               <w:t xml:space="preserve">角色</w:t>
             </w:r>
@@ -1185,7 +1216,7 @@
         </w:tc>
         <w:tc>
           <w:tcPr>
-            <w:shd w:fill="EAEAEA"/>
+            <w:shd w:fill="FFFFFF"/>
           </w:tcPr>
           <w:p>
             <w:pPr>
@@ -1196,7 +1227,8 @@
             <w:r>
               <w:rPr>
                 <w:rFonts w:ascii="宋体" w:hAnsi="宋体" w:eastAsia="宋体"/>
-                <w:sz w:val="19"/>
+                <w:b/>
+                <w:sz w:val="21"/>
               </w:rPr>
               <w:t xml:space="preserve">关注点</w:t>
             </w:r>
@@ -1204,7 +1236,7 @@
         </w:tc>
         <w:tc>
           <w:tcPr>
-            <w:shd w:fill="EAEAEA"/>
+            <w:shd w:fill="FFFFFF"/>
           </w:tcPr>
           <w:p>
             <w:pPr>
@@ -1215,7 +1247,8 @@
             <w:r>
               <w:rPr>
                 <w:rFonts w:ascii="宋体" w:hAnsi="宋体" w:eastAsia="宋体"/>
-                <w:sz w:val="19"/>
+                <w:b/>
+                <w:sz w:val="21"/>
               </w:rPr>
               <w:t xml:space="preserve">典型操作</w:t>
             </w:r>
@@ -1233,7 +1266,7 @@
             <w:r>
               <w:rPr>
                 <w:rFonts w:ascii="宋体" w:hAnsi="宋体" w:eastAsia="宋体"/>
-                <w:sz w:val="19"/>
+                <w:sz w:val="21"/>
               </w:rPr>
               <w:t xml:space="preserve">开发者</w:t>
             </w:r>
@@ -1249,7 +1282,7 @@
             <w:r>
               <w:rPr>
                 <w:rFonts w:ascii="宋体" w:hAnsi="宋体" w:eastAsia="宋体"/>
-                <w:sz w:val="19"/>
+                <w:sz w:val="21"/>
               </w:rPr>
               <w:t xml:space="preserve">模块接口、代码结构、扩展能力</w:t>
             </w:r>
@@ -1265,7 +1298,7 @@
             <w:r>
               <w:rPr>
                 <w:rFonts w:ascii="宋体" w:hAnsi="宋体" w:eastAsia="宋体"/>
-                <w:sz w:val="19"/>
+                <w:sz w:val="21"/>
               </w:rPr>
               <w:t xml:space="preserve">接入新模型、修改预处理、增加指标</w:t>
             </w:r>
@@ -1283,7 +1316,7 @@
             <w:r>
               <w:rPr>
                 <w:rFonts w:ascii="宋体" w:hAnsi="宋体" w:eastAsia="宋体"/>
-                <w:sz w:val="19"/>
+                <w:sz w:val="21"/>
               </w:rPr>
               <w:t xml:space="preserve">测试人员</w:t>
             </w:r>
@@ -1299,7 +1332,7 @@
             <w:r>
               <w:rPr>
                 <w:rFonts w:ascii="宋体" w:hAnsi="宋体" w:eastAsia="宋体"/>
-                <w:sz w:val="19"/>
+                <w:sz w:val="21"/>
               </w:rPr>
               <w:t xml:space="preserve">功能正确性、数据链路、结果可导出</w:t>
             </w:r>
@@ -1315,7 +1348,7 @@
             <w:r>
               <w:rPr>
                 <w:rFonts w:ascii="宋体" w:hAnsi="宋体" w:eastAsia="宋体"/>
-                <w:sz w:val="19"/>
+                <w:sz w:val="21"/>
               </w:rPr>
               <w:t xml:space="preserve">执行单元测试、集成测试、确认测试</w:t>
             </w:r>
@@ -1333,7 +1366,7 @@
             <w:r>
               <w:rPr>
                 <w:rFonts w:ascii="宋体" w:hAnsi="宋体" w:eastAsia="宋体"/>
-                <w:sz w:val="19"/>
+                <w:sz w:val="21"/>
               </w:rPr>
               <w:t xml:space="preserve">实验使用者</w:t>
             </w:r>
@@ -1349,7 +1382,7 @@
             <w:r>
               <w:rPr>
                 <w:rFonts w:ascii="宋体" w:hAnsi="宋体" w:eastAsia="宋体"/>
-                <w:sz w:val="19"/>
+                <w:sz w:val="21"/>
               </w:rPr>
               <w:t xml:space="preserve">训练配置、实验记录、图表输出</w:t>
             </w:r>
@@ -1365,7 +1398,7 @@
             <w:r>
               <w:rPr>
                 <w:rFonts w:ascii="宋体" w:hAnsi="宋体" w:eastAsia="宋体"/>
-                <w:sz w:val="19"/>
+                <w:sz w:val="21"/>
               </w:rPr>
               <w:t xml:space="preserve">选择数据集、配置模型、查看结果</w:t>
             </w:r>
@@ -1383,7 +1416,7 @@
             <w:r>
               <w:rPr>
                 <w:rFonts w:ascii="宋体" w:hAnsi="宋体" w:eastAsia="宋体"/>
-                <w:sz w:val="19"/>
+                <w:sz w:val="21"/>
               </w:rPr>
               <w:t xml:space="preserve">课程评审人员</w:t>
             </w:r>
@@ -1399,7 +1432,7 @@
             <w:r>
               <w:rPr>
                 <w:rFonts w:ascii="宋体" w:hAnsi="宋体" w:eastAsia="宋体"/>
-                <w:sz w:val="19"/>
+                <w:sz w:val="21"/>
               </w:rPr>
               <w:t xml:space="preserve">项目完整度、规范性、可演示性</w:t>
             </w:r>
@@ -1415,7 +1448,7 @@
             <w:r>
               <w:rPr>
                 <w:rFonts w:ascii="宋体" w:hAnsi="宋体" w:eastAsia="宋体"/>
-                <w:sz w:val="19"/>
+                <w:sz w:val="21"/>
               </w:rPr>
               <w:t xml:space="preserve">查看文档、运行示例、检查结果展示</w:t>
             </w:r>
@@ -1431,7 +1464,7 @@
       </w:pPr>
       <w:r>
         <w:rPr>
-          <w:rFonts w:ascii="黑体" w:hAnsi="黑体" w:eastAsia="黑体"/>
+          <w:rFonts w:ascii="宋体" w:hAnsi="宋体" w:eastAsia="宋体"/>
         </w:rPr>
         <w:t xml:space="preserve">5. 业务场景描述</w:t>
       </w:r>
@@ -1443,7 +1476,7 @@
       </w:pPr>
       <w:r>
         <w:rPr>
-          <w:rFonts w:ascii="黑体" w:hAnsi="黑体" w:eastAsia="黑体"/>
+          <w:rFonts w:ascii="宋体" w:hAnsi="宋体" w:eastAsia="宋体"/>
         </w:rPr>
         <w:t xml:space="preserve">5.1 场景一：真实数据导入与检查</w:t>
       </w:r>
@@ -1451,6 +1484,8 @@
     <w:p>
       <w:pPr>
         <w:pStyle w:val="FirstParagraph"/>
+        <w:spacing w:line="276" w:lineRule="auto" w:after="0"/>
+        <w:ind w:firstLine="420"/>
       </w:pPr>
       <w:r>
         <w:rPr>
@@ -1467,7 +1502,7 @@
       </w:pPr>
       <w:r>
         <w:rPr>
-          <w:rFonts w:ascii="黑体" w:hAnsi="黑体" w:eastAsia="黑体"/>
+          <w:rFonts w:ascii="宋体" w:hAnsi="宋体" w:eastAsia="宋体"/>
         </w:rPr>
         <w:t xml:space="preserve">5.2 场景二：构建训练样本</w:t>
       </w:r>
@@ -1475,6 +1510,8 @@
     <w:p>
       <w:pPr>
         <w:pStyle w:val="FirstParagraph"/>
+        <w:spacing w:line="276" w:lineRule="auto" w:after="0"/>
+        <w:ind w:firstLine="420"/>
       </w:pPr>
       <w:r>
         <w:rPr>
@@ -1491,7 +1528,7 @@
       </w:pPr>
       <w:r>
         <w:rPr>
-          <w:rFonts w:ascii="黑体" w:hAnsi="黑体" w:eastAsia="黑体"/>
+          <w:rFonts w:ascii="宋体" w:hAnsi="宋体" w:eastAsia="宋体"/>
         </w:rPr>
         <w:t xml:space="preserve">5.3 场景三：训练模型并监控过程</w:t>
       </w:r>
@@ -1499,6 +1536,8 @@
     <w:p>
       <w:pPr>
         <w:pStyle w:val="FirstParagraph"/>
+        <w:spacing w:line="276" w:lineRule="auto" w:after="0"/>
+        <w:ind w:firstLine="420"/>
       </w:pPr>
       <w:r>
         <w:rPr>
@@ -1515,7 +1554,7 @@
       </w:pPr>
       <w:r>
         <w:rPr>
-          <w:rFonts w:ascii="黑体" w:hAnsi="黑体" w:eastAsia="黑体"/>
+          <w:rFonts w:ascii="宋体" w:hAnsi="宋体" w:eastAsia="宋体"/>
         </w:rPr>
         <w:t xml:space="preserve">5.4 场景四：评估与结果展示</w:t>
       </w:r>
@@ -1523,6 +1562,8 @@
     <w:p>
       <w:pPr>
         <w:pStyle w:val="FirstParagraph"/>
+        <w:spacing w:line="276" w:lineRule="auto" w:after="0"/>
+        <w:ind w:firstLine="420"/>
       </w:pPr>
       <w:r>
         <w:rPr>
@@ -1540,7 +1581,7 @@
       </w:pPr>
       <w:r>
         <w:rPr>
-          <w:rFonts w:ascii="黑体" w:hAnsi="黑体" w:eastAsia="黑体"/>
+          <w:rFonts w:ascii="宋体" w:hAnsi="宋体" w:eastAsia="宋体"/>
         </w:rPr>
         <w:t xml:space="preserve">6. 总体需求概述</w:t>
       </w:r>
@@ -1548,6 +1589,8 @@
     <w:p>
       <w:pPr>
         <w:pStyle w:val="FirstParagraph"/>
+        <w:spacing w:line="276" w:lineRule="auto" w:after="0"/>
+        <w:ind w:firstLine="420"/>
       </w:pPr>
       <w:r>
         <w:rPr>
@@ -1562,19 +1605,19 @@
         <w:tblW w:type="pct" w:w="0.0"/>
         <w:tblLook w:firstRow="1" w:lastRow="0" w:firstColumn="0" w:lastColumn="0" w:noHBand="0" w:noVBand="0" w:val="0020"/>
         <w:tblBorders>
-          <w:top w:val="single" w:sz="4" w:space="0" w:color="BFBFBF"/>
-          <w:left w:val="single" w:sz="4" w:space="0" w:color="BFBFBF"/>
-          <w:bottom w:val="single" w:sz="4" w:space="0" w:color="BFBFBF"/>
-          <w:right w:val="single" w:sz="4" w:space="0" w:color="BFBFBF"/>
-          <w:insideH w:val="single" w:sz="4" w:space="0" w:color="BFBFBF"/>
-          <w:insideV w:val="single" w:sz="4" w:space="0" w:color="BFBFBF"/>
+          <w:top w:val="single" w:sz="4" w:space="0" w:color="000000"/>
+          <w:left w:val="single" w:sz="4" w:space="0" w:color="000000"/>
+          <w:bottom w:val="single" w:sz="4" w:space="0" w:color="000000"/>
+          <w:right w:val="single" w:sz="4" w:space="0" w:color="000000"/>
+          <w:insideH w:val="single" w:sz="4" w:space="0" w:color="000000"/>
+          <w:insideV w:val="single" w:sz="4" w:space="0" w:color="000000"/>
         </w:tblBorders>
       </w:tblPr>
       <w:tblGrid/>
       <w:tr>
         <w:tc>
           <w:tcPr>
-            <w:shd w:fill="EAEAEA"/>
+            <w:shd w:fill="FFFFFF"/>
           </w:tcPr>
           <w:p>
             <w:pPr>
@@ -1585,7 +1628,8 @@
             <w:r>
               <w:rPr>
                 <w:rFonts w:ascii="宋体" w:hAnsi="宋体" w:eastAsia="宋体"/>
-                <w:sz w:val="19"/>
+                <w:b/>
+                <w:sz w:val="21"/>
               </w:rPr>
               <w:t xml:space="preserve">模块编号</w:t>
             </w:r>
@@ -1593,7 +1637,7 @@
         </w:tc>
         <w:tc>
           <w:tcPr>
-            <w:shd w:fill="EAEAEA"/>
+            <w:shd w:fill="FFFFFF"/>
           </w:tcPr>
           <w:p>
             <w:pPr>
@@ -1604,7 +1648,8 @@
             <w:r>
               <w:rPr>
                 <w:rFonts w:ascii="宋体" w:hAnsi="宋体" w:eastAsia="宋体"/>
-                <w:sz w:val="19"/>
+                <w:b/>
+                <w:sz w:val="21"/>
               </w:rPr>
               <w:t xml:space="preserve">模块名称</w:t>
             </w:r>
@@ -1612,7 +1657,7 @@
         </w:tc>
         <w:tc>
           <w:tcPr>
-            <w:shd w:fill="EAEAEA"/>
+            <w:shd w:fill="FFFFFF"/>
           </w:tcPr>
           <w:p>
             <w:pPr>
@@ -1623,7 +1668,8 @@
             <w:r>
               <w:rPr>
                 <w:rFonts w:ascii="宋体" w:hAnsi="宋体" w:eastAsia="宋体"/>
-                <w:sz w:val="19"/>
+                <w:b/>
+                <w:sz w:val="21"/>
               </w:rPr>
               <w:t xml:space="preserve">总体目标</w:t>
             </w:r>
@@ -1641,7 +1687,7 @@
             <w:r>
               <w:rPr>
                 <w:rFonts w:ascii="宋体" w:hAnsi="宋体" w:eastAsia="宋体"/>
-                <w:sz w:val="19"/>
+                <w:sz w:val="21"/>
               </w:rPr>
               <w:t xml:space="preserve">M1</w:t>
             </w:r>
@@ -1657,7 +1703,7 @@
             <w:r>
               <w:rPr>
                 <w:rFonts w:ascii="宋体" w:hAnsi="宋体" w:eastAsia="宋体"/>
-                <w:sz w:val="19"/>
+                <w:sz w:val="21"/>
               </w:rPr>
               <w:t xml:space="preserve">数据接入与管理</w:t>
             </w:r>
@@ -1673,7 +1719,7 @@
             <w:r>
               <w:rPr>
                 <w:rFonts w:ascii="宋体" w:hAnsi="宋体" w:eastAsia="宋体"/>
-                <w:sz w:val="19"/>
+                <w:sz w:val="21"/>
               </w:rPr>
               <w:t xml:space="preserve">让真实数据可稳定导入、可统一抽象、可导出复用</w:t>
             </w:r>
@@ -1691,7 +1737,7 @@
             <w:r>
               <w:rPr>
                 <w:rFonts w:ascii="宋体" w:hAnsi="宋体" w:eastAsia="宋体"/>
-                <w:sz w:val="19"/>
+                <w:sz w:val="21"/>
               </w:rPr>
               <w:t xml:space="preserve">M2</w:t>
             </w:r>
@@ -1707,7 +1753,7 @@
             <w:r>
               <w:rPr>
                 <w:rFonts w:ascii="宋体" w:hAnsi="宋体" w:eastAsia="宋体"/>
-                <w:sz w:val="19"/>
+                <w:sz w:val="21"/>
               </w:rPr>
               <w:t xml:space="preserve">预处理与特征工程</w:t>
             </w:r>
@@ -1723,7 +1769,7 @@
             <w:r>
               <w:rPr>
                 <w:rFonts w:ascii="宋体" w:hAnsi="宋体" w:eastAsia="宋体"/>
-                <w:sz w:val="19"/>
+                <w:sz w:val="21"/>
               </w:rPr>
               <w:t xml:space="preserve">为不同模型提供可复用的输入构造能力</w:t>
             </w:r>
@@ -1741,7 +1787,7 @@
             <w:r>
               <w:rPr>
                 <w:rFonts w:ascii="宋体" w:hAnsi="宋体" w:eastAsia="宋体"/>
-                <w:sz w:val="19"/>
+                <w:sz w:val="21"/>
               </w:rPr>
               <w:t xml:space="preserve">M3</w:t>
             </w:r>
@@ -1757,7 +1803,7 @@
             <w:r>
               <w:rPr>
                 <w:rFonts w:ascii="宋体" w:hAnsi="宋体" w:eastAsia="宋体"/>
-                <w:sz w:val="19"/>
+                <w:sz w:val="21"/>
               </w:rPr>
               <w:t xml:space="preserve">退化阶段划分与标签构造</w:t>
             </w:r>
@@ -1773,7 +1819,7 @@
             <w:r>
               <w:rPr>
                 <w:rFonts w:ascii="宋体" w:hAnsi="宋体" w:eastAsia="宋体"/>
-                <w:sz w:val="19"/>
+                <w:sz w:val="21"/>
               </w:rPr>
               <w:t xml:space="preserve">支持多任务训练的标签生成和阶段识别</w:t>
             </w:r>
@@ -1791,7 +1837,7 @@
             <w:r>
               <w:rPr>
                 <w:rFonts w:ascii="宋体" w:hAnsi="宋体" w:eastAsia="宋体"/>
-                <w:sz w:val="19"/>
+                <w:sz w:val="21"/>
               </w:rPr>
               <w:t xml:space="preserve">M4</w:t>
             </w:r>
@@ -1807,7 +1853,7 @@
             <w:r>
               <w:rPr>
                 <w:rFonts w:ascii="宋体" w:hAnsi="宋体" w:eastAsia="宋体"/>
-                <w:sz w:val="19"/>
+                <w:sz w:val="21"/>
               </w:rPr>
               <w:t xml:space="preserve">模型训练与预测</w:t>
             </w:r>
@@ -1823,7 +1869,7 @@
             <w:r>
               <w:rPr>
                 <w:rFonts w:ascii="宋体" w:hAnsi="宋体" w:eastAsia="宋体"/>
-                <w:sz w:val="19"/>
+                <w:sz w:val="21"/>
               </w:rPr>
               <w:t xml:space="preserve">支持多模型训练、预测模式和过程监控</w:t>
             </w:r>
@@ -1841,7 +1887,7 @@
             <w:r>
               <w:rPr>
                 <w:rFonts w:ascii="宋体" w:hAnsi="宋体" w:eastAsia="宋体"/>
-                <w:sz w:val="19"/>
+                <w:sz w:val="21"/>
               </w:rPr>
               <w:t xml:space="preserve">M5</w:t>
             </w:r>
@@ -1857,7 +1903,7 @@
             <w:r>
               <w:rPr>
                 <w:rFonts w:ascii="宋体" w:hAnsi="宋体" w:eastAsia="宋体"/>
-                <w:sz w:val="19"/>
+                <w:sz w:val="21"/>
               </w:rPr>
               <w:t xml:space="preserve">评估、可视化与实验管理</w:t>
             </w:r>
@@ -1873,7 +1919,7 @@
             <w:r>
               <w:rPr>
                 <w:rFonts w:ascii="宋体" w:hAnsi="宋体" w:eastAsia="宋体"/>
-                <w:sz w:val="19"/>
+                <w:sz w:val="21"/>
               </w:rPr>
               <w:t xml:space="preserve">支持结果衡量、图表展示和实验复现</w:t>
             </w:r>
@@ -1888,7 +1934,7 @@
       </w:pPr>
       <w:r>
         <w:rPr>
-          <w:rFonts w:ascii="黑体" w:hAnsi="黑体" w:eastAsia="黑体"/>
+          <w:rFonts w:ascii="宋体" w:hAnsi="宋体" w:eastAsia="宋体"/>
         </w:rPr>
         <w:t xml:space="preserve">6.1 典型业务流程细化</w:t>
       </w:r>
@@ -1899,12 +1945,12 @@
         <w:tblW w:type="pct" w:w="5000.0"/>
         <w:tblLook w:firstRow="1" w:lastRow="0" w:firstColumn="0" w:lastColumn="0" w:noHBand="0" w:noVBand="0" w:val="0020"/>
         <w:tblBorders>
-          <w:top w:val="single" w:sz="4" w:space="0" w:color="BFBFBF"/>
-          <w:left w:val="single" w:sz="4" w:space="0" w:color="BFBFBF"/>
-          <w:bottom w:val="single" w:sz="4" w:space="0" w:color="BFBFBF"/>
-          <w:right w:val="single" w:sz="4" w:space="0" w:color="BFBFBF"/>
-          <w:insideH w:val="single" w:sz="4" w:space="0" w:color="BFBFBF"/>
-          <w:insideV w:val="single" w:sz="4" w:space="0" w:color="BFBFBF"/>
+          <w:top w:val="single" w:sz="4" w:space="0" w:color="000000"/>
+          <w:left w:val="single" w:sz="4" w:space="0" w:color="000000"/>
+          <w:bottom w:val="single" w:sz="4" w:space="0" w:color="000000"/>
+          <w:right w:val="single" w:sz="4" w:space="0" w:color="000000"/>
+          <w:insideH w:val="single" w:sz="4" w:space="0" w:color="000000"/>
+          <w:insideV w:val="single" w:sz="4" w:space="0" w:color="000000"/>
         </w:tblBorders>
       </w:tblPr>
       <w:tblGrid>
@@ -1916,7 +1962,7 @@
       <w:tr>
         <w:tc>
           <w:tcPr>
-            <w:shd w:fill="EAEAEA"/>
+            <w:shd w:fill="FFFFFF"/>
           </w:tcPr>
           <w:p>
             <w:pPr>
@@ -1927,7 +1973,8 @@
             <w:r>
               <w:rPr>
                 <w:rFonts w:ascii="宋体" w:hAnsi="宋体" w:eastAsia="宋体"/>
-                <w:sz w:val="19"/>
+                <w:b/>
+                <w:sz w:val="21"/>
               </w:rPr>
               <w:t xml:space="preserve">流程</w:t>
             </w:r>
@@ -1935,7 +1982,7 @@
         </w:tc>
         <w:tc>
           <w:tcPr>
-            <w:shd w:fill="EAEAEA"/>
+            <w:shd w:fill="FFFFFF"/>
           </w:tcPr>
           <w:p>
             <w:pPr>
@@ -1946,7 +1993,8 @@
             <w:r>
               <w:rPr>
                 <w:rFonts w:ascii="宋体" w:hAnsi="宋体" w:eastAsia="宋体"/>
-                <w:sz w:val="19"/>
+                <w:b/>
+                <w:sz w:val="21"/>
               </w:rPr>
               <w:t xml:space="preserve">用户操作</w:t>
             </w:r>
@@ -1954,7 +2002,7 @@
         </w:tc>
         <w:tc>
           <w:tcPr>
-            <w:shd w:fill="EAEAEA"/>
+            <w:shd w:fill="FFFFFF"/>
           </w:tcPr>
           <w:p>
             <w:pPr>
@@ -1965,7 +2013,8 @@
             <w:r>
               <w:rPr>
                 <w:rFonts w:ascii="宋体" w:hAnsi="宋体" w:eastAsia="宋体"/>
-                <w:sz w:val="19"/>
+                <w:b/>
+                <w:sz w:val="21"/>
               </w:rPr>
               <w:t xml:space="preserve">系统响应</w:t>
             </w:r>
@@ -1973,7 +2022,7 @@
         </w:tc>
         <w:tc>
           <w:tcPr>
-            <w:shd w:fill="EAEAEA"/>
+            <w:shd w:fill="FFFFFF"/>
           </w:tcPr>
           <w:p>
             <w:pPr>
@@ -1984,7 +2033,8 @@
             <w:r>
               <w:rPr>
                 <w:rFonts w:ascii="宋体" w:hAnsi="宋体" w:eastAsia="宋体"/>
-                <w:sz w:val="19"/>
+                <w:b/>
+                <w:sz w:val="21"/>
               </w:rPr>
               <w:t xml:space="preserve">验收关注点</w:t>
             </w:r>
@@ -2002,7 +2052,7 @@
             <w:r>
               <w:rPr>
                 <w:rFonts w:ascii="宋体" w:hAnsi="宋体" w:eastAsia="宋体"/>
-                <w:sz w:val="19"/>
+                <w:sz w:val="21"/>
               </w:rPr>
               <w:t xml:space="preserve">数据接入</w:t>
             </w:r>
@@ -2018,7 +2068,7 @@
             <w:r>
               <w:rPr>
                 <w:rFonts w:ascii="宋体" w:hAnsi="宋体" w:eastAsia="宋体"/>
-                <w:sz w:val="19"/>
+                <w:sz w:val="21"/>
               </w:rPr>
               <w:t xml:space="preserve">指定 XJTU-SY 或 PHM2012 本地目录</w:t>
             </w:r>
@@ -2034,7 +2084,7 @@
             <w:r>
               <w:rPr>
                 <w:rFonts w:ascii="宋体" w:hAnsi="宋体" w:eastAsia="宋体"/>
-                <w:sz w:val="19"/>
+                <w:sz w:val="21"/>
               </w:rPr>
               <w:t xml:space="preserve">系统识别工况、轴承编号、通道和快照顺序</w:t>
             </w:r>
@@ -2050,7 +2100,7 @@
             <w:r>
               <w:rPr>
                 <w:rFonts w:ascii="宋体" w:hAnsi="宋体" w:eastAsia="宋体"/>
-                <w:sz w:val="19"/>
+                <w:sz w:val="21"/>
               </w:rPr>
               <w:t xml:space="preserve">目录缺失时给出明确错误；加载后样本数、通道数和时间顺序正确</w:t>
             </w:r>
@@ -2068,7 +2118,7 @@
             <w:r>
               <w:rPr>
                 <w:rFonts w:ascii="宋体" w:hAnsi="宋体" w:eastAsia="宋体"/>
-                <w:sz w:val="19"/>
+                <w:sz w:val="21"/>
               </w:rPr>
               <w:t xml:space="preserve">特征分析</w:t>
             </w:r>
@@ -2084,7 +2134,7 @@
             <w:r>
               <w:rPr>
                 <w:rFonts w:ascii="宋体" w:hAnsi="宋体" w:eastAsia="宋体"/>
-                <w:sz w:val="19"/>
+                <w:sz w:val="21"/>
               </w:rPr>
               <w:t xml:space="preserve">选择轴承和通道生成特征曲线</w:t>
             </w:r>
@@ -2100,7 +2150,7 @@
             <w:r>
               <w:rPr>
                 <w:rFonts w:ascii="宋体" w:hAnsi="宋体" w:eastAsia="宋体"/>
-                <w:sz w:val="19"/>
+                <w:sz w:val="21"/>
               </w:rPr>
               <w:t xml:space="preserve">输出 RMS、峰值、峭度、健康指标等趋势</w:t>
             </w:r>
@@ -2116,7 +2166,7 @@
             <w:r>
               <w:rPr>
                 <w:rFonts w:ascii="宋体" w:hAnsi="宋体" w:eastAsia="宋体"/>
-                <w:sz w:val="19"/>
+                <w:sz w:val="21"/>
               </w:rPr>
               <w:t xml:space="preserve">曲线能反映后期振动增强，图表含标题、轴和单位说明</w:t>
             </w:r>
@@ -2134,7 +2184,7 @@
             <w:r>
               <w:rPr>
                 <w:rFonts w:ascii="宋体" w:hAnsi="宋体" w:eastAsia="宋体"/>
-                <w:sz w:val="19"/>
+                <w:sz w:val="21"/>
               </w:rPr>
               <w:t xml:space="preserve">RUL 训练</w:t>
             </w:r>
@@ -2150,7 +2200,7 @@
             <w:r>
               <w:rPr>
                 <w:rFonts w:ascii="宋体" w:hAnsi="宋体" w:eastAsia="宋体"/>
-                <w:sz w:val="19"/>
+                <w:sz w:val="21"/>
               </w:rPr>
               <w:t xml:space="preserve">选择模型、epoch 和输出目录</w:t>
             </w:r>
@@ -2166,7 +2216,7 @@
             <w:r>
               <w:rPr>
                 <w:rFonts w:ascii="宋体" w:hAnsi="宋体" w:eastAsia="宋体"/>
-                <w:sz w:val="19"/>
+                <w:sz w:val="21"/>
               </w:rPr>
               <w:t xml:space="preserve">执行训练并生成 history、metrics、predictions</w:t>
             </w:r>
@@ -2182,7 +2232,7 @@
             <w:r>
               <w:rPr>
                 <w:rFonts w:ascii="宋体" w:hAnsi="宋体" w:eastAsia="宋体"/>
-                <w:sz w:val="19"/>
+                <w:sz w:val="21"/>
               </w:rPr>
               <w:t xml:space="preserve">训练过程真实执行，输出文件可追踪</w:t>
             </w:r>
@@ -2200,7 +2250,7 @@
             <w:r>
               <w:rPr>
                 <w:rFonts w:ascii="宋体" w:hAnsi="宋体" w:eastAsia="宋体"/>
-                <w:sz w:val="19"/>
+                <w:sz w:val="21"/>
               </w:rPr>
               <w:t xml:space="preserve">论文复现</w:t>
             </w:r>
@@ -2216,7 +2266,7 @@
             <w:r>
               <w:rPr>
                 <w:rFonts w:ascii="宋体" w:hAnsi="宋体" w:eastAsia="宋体"/>
-                <w:sz w:val="19"/>
+                <w:sz w:val="21"/>
               </w:rPr>
               <w:t xml:space="preserve">运行指定 notebook 或 workflow</w:t>
             </w:r>
@@ -2232,7 +2282,7 @@
             <w:r>
               <w:rPr>
                 <w:rFonts w:ascii="宋体" w:hAnsi="宋体" w:eastAsia="宋体"/>
-                <w:sz w:val="19"/>
+                <w:sz w:val="21"/>
               </w:rPr>
               <w:t xml:space="preserve">生成两个数据集上的对比指标表</w:t>
             </w:r>
@@ -2248,7 +2298,7 @@
             <w:r>
               <w:rPr>
                 <w:rFonts w:ascii="宋体" w:hAnsi="宋体" w:eastAsia="宋体"/>
-                <w:sz w:val="19"/>
+                <w:sz w:val="21"/>
               </w:rPr>
               <w:t xml:space="preserve">包含 RMSE、NormalizedRMSE、R2、Score 和 prediction_count</w:t>
             </w:r>
@@ -2266,7 +2316,7 @@
             <w:r>
               <w:rPr>
                 <w:rFonts w:ascii="宋体" w:hAnsi="宋体" w:eastAsia="宋体"/>
-                <w:sz w:val="19"/>
+                <w:sz w:val="21"/>
               </w:rPr>
               <w:t xml:space="preserve">结果解释</w:t>
             </w:r>
@@ -2282,7 +2332,7 @@
             <w:r>
               <w:rPr>
                 <w:rFonts w:ascii="宋体" w:hAnsi="宋体" w:eastAsia="宋体"/>
-                <w:sz w:val="19"/>
+                <w:sz w:val="21"/>
               </w:rPr>
               <w:t xml:space="preserve">查看指标与曲线</w:t>
             </w:r>
@@ -2298,7 +2348,7 @@
             <w:r>
               <w:rPr>
                 <w:rFonts w:ascii="宋体" w:hAnsi="宋体" w:eastAsia="宋体"/>
-                <w:sz w:val="19"/>
+                <w:sz w:val="21"/>
               </w:rPr>
               <w:t xml:space="preserve">系统说明误差、方向偏差和适用边界</w:t>
             </w:r>
@@ -2314,7 +2364,7 @@
             <w:r>
               <w:rPr>
                 <w:rFonts w:ascii="宋体" w:hAnsi="宋体" w:eastAsia="宋体"/>
-                <w:sz w:val="19"/>
+                <w:sz w:val="21"/>
               </w:rPr>
               <w:t xml:space="preserve">不把小样本训练结论夸大为工业部署效果</w:t>
             </w:r>
@@ -2331,7 +2381,7 @@
       </w:pPr>
       <w:r>
         <w:rPr>
-          <w:rFonts w:ascii="黑体" w:hAnsi="黑体" w:eastAsia="黑体"/>
+          <w:rFonts w:ascii="宋体" w:hAnsi="宋体" w:eastAsia="宋体"/>
         </w:rPr>
         <w:t xml:space="preserve">7. 功能需求列表</w:t>
       </w:r>
@@ -2343,7 +2393,7 @@
       </w:pPr>
       <w:r>
         <w:rPr>
-          <w:rFonts w:ascii="黑体" w:hAnsi="黑体" w:eastAsia="黑体"/>
+          <w:rFonts w:ascii="宋体" w:hAnsi="宋体" w:eastAsia="宋体"/>
         </w:rPr>
         <w:t xml:space="preserve">7.1 数据接入与管理</w:t>
       </w:r>
@@ -2355,6 +2405,8 @@
           <w:numId w:val="1003"/>
         </w:numPr>
         <w:pStyle w:val="Compact"/>
+        <w:spacing w:line="276" w:lineRule="auto" w:after="0"/>
+        <w:ind w:firstLine="420"/>
       </w:pPr>
       <w:r>
         <w:rPr>
@@ -2370,6 +2422,8 @@
           <w:numId w:val="1003"/>
         </w:numPr>
         <w:pStyle w:val="Compact"/>
+        <w:spacing w:line="276" w:lineRule="auto" w:after="0"/>
+        <w:ind w:firstLine="420"/>
       </w:pPr>
       <w:r>
         <w:rPr>
@@ -2385,6 +2439,8 @@
           <w:numId w:val="1003"/>
         </w:numPr>
         <w:pStyle w:val="Compact"/>
+        <w:spacing w:line="276" w:lineRule="auto" w:after="0"/>
+        <w:ind w:firstLine="420"/>
       </w:pPr>
       <w:r>
         <w:rPr>
@@ -2400,6 +2456,8 @@
           <w:numId w:val="1003"/>
         </w:numPr>
         <w:pStyle w:val="Compact"/>
+        <w:spacing w:line="276" w:lineRule="auto" w:after="0"/>
+        <w:ind w:firstLine="420"/>
       </w:pPr>
       <w:r>
         <w:rPr>
@@ -2416,7 +2474,7 @@
       </w:pPr>
       <w:r>
         <w:rPr>
-          <w:rFonts w:ascii="黑体" w:hAnsi="黑体" w:eastAsia="黑体"/>
+          <w:rFonts w:ascii="宋体" w:hAnsi="宋体" w:eastAsia="宋体"/>
         </w:rPr>
         <w:t xml:space="preserve">7.2 预处理与特征工程</w:t>
       </w:r>
@@ -2428,6 +2486,8 @@
           <w:numId w:val="1004"/>
         </w:numPr>
         <w:pStyle w:val="Compact"/>
+        <w:spacing w:line="276" w:lineRule="auto" w:after="0"/>
+        <w:ind w:firstLine="420"/>
       </w:pPr>
       <w:r>
         <w:rPr>
@@ -2443,6 +2503,8 @@
           <w:numId w:val="1004"/>
         </w:numPr>
         <w:pStyle w:val="Compact"/>
+        <w:spacing w:line="276" w:lineRule="auto" w:after="0"/>
+        <w:ind w:firstLine="420"/>
       </w:pPr>
       <w:r>
         <w:rPr>
@@ -2458,6 +2520,8 @@
           <w:numId w:val="1004"/>
         </w:numPr>
         <w:pStyle w:val="Compact"/>
+        <w:spacing w:line="276" w:lineRule="auto" w:after="0"/>
+        <w:ind w:firstLine="420"/>
       </w:pPr>
       <w:r>
         <w:rPr>
@@ -2473,6 +2537,8 @@
           <w:numId w:val="1004"/>
         </w:numPr>
         <w:pStyle w:val="Compact"/>
+        <w:spacing w:line="276" w:lineRule="auto" w:after="0"/>
+        <w:ind w:firstLine="420"/>
       </w:pPr>
       <w:r>
         <w:rPr>
@@ -2488,6 +2554,8 @@
           <w:numId w:val="1004"/>
         </w:numPr>
         <w:pStyle w:val="Compact"/>
+        <w:spacing w:line="276" w:lineRule="auto" w:after="0"/>
+        <w:ind w:firstLine="420"/>
       </w:pPr>
       <w:r>
         <w:rPr>
@@ -2504,7 +2572,7 @@
       </w:pPr>
       <w:r>
         <w:rPr>
-          <w:rFonts w:ascii="黑体" w:hAnsi="黑体" w:eastAsia="黑体"/>
+          <w:rFonts w:ascii="宋体" w:hAnsi="宋体" w:eastAsia="宋体"/>
         </w:rPr>
         <w:t xml:space="preserve">7.3 退化分析与标签构造</w:t>
       </w:r>
@@ -2516,6 +2584,8 @@
           <w:numId w:val="1005"/>
         </w:numPr>
         <w:pStyle w:val="Compact"/>
+        <w:spacing w:line="276" w:lineRule="auto" w:after="0"/>
+        <w:ind w:firstLine="420"/>
       </w:pPr>
       <w:r>
         <w:rPr>
@@ -2531,6 +2601,8 @@
           <w:numId w:val="1005"/>
         </w:numPr>
         <w:pStyle w:val="Compact"/>
+        <w:spacing w:line="276" w:lineRule="auto" w:after="0"/>
+        <w:ind w:firstLine="420"/>
       </w:pPr>
       <w:r>
         <w:rPr>
@@ -2546,6 +2618,8 @@
           <w:numId w:val="1005"/>
         </w:numPr>
         <w:pStyle w:val="Compact"/>
+        <w:spacing w:line="276" w:lineRule="auto" w:after="0"/>
+        <w:ind w:firstLine="420"/>
       </w:pPr>
       <w:r>
         <w:rPr>
@@ -2561,6 +2635,8 @@
           <w:numId w:val="1005"/>
         </w:numPr>
         <w:pStyle w:val="Compact"/>
+        <w:spacing w:line="276" w:lineRule="auto" w:after="0"/>
+        <w:ind w:firstLine="420"/>
       </w:pPr>
       <w:r>
         <w:rPr>
@@ -2577,7 +2653,7 @@
       </w:pPr>
       <w:r>
         <w:rPr>
-          <w:rFonts w:ascii="黑体" w:hAnsi="黑体" w:eastAsia="黑体"/>
+          <w:rFonts w:ascii="宋体" w:hAnsi="宋体" w:eastAsia="宋体"/>
         </w:rPr>
         <w:t xml:space="preserve">7.4 模型训练与预测</w:t>
       </w:r>
@@ -2589,6 +2665,8 @@
           <w:numId w:val="1006"/>
         </w:numPr>
         <w:pStyle w:val="Compact"/>
+        <w:spacing w:line="276" w:lineRule="auto" w:after="0"/>
+        <w:ind w:firstLine="420"/>
       </w:pPr>
       <w:r>
         <w:rPr>
@@ -2604,6 +2682,8 @@
           <w:numId w:val="1006"/>
         </w:numPr>
         <w:pStyle w:val="Compact"/>
+        <w:spacing w:line="276" w:lineRule="auto" w:after="0"/>
+        <w:ind w:firstLine="420"/>
       </w:pPr>
       <w:r>
         <w:rPr>
@@ -2619,6 +2699,8 @@
           <w:numId w:val="1006"/>
         </w:numPr>
         <w:pStyle w:val="Compact"/>
+        <w:spacing w:line="276" w:lineRule="auto" w:after="0"/>
+        <w:ind w:firstLine="420"/>
       </w:pPr>
       <w:r>
         <w:rPr>
@@ -2634,6 +2716,8 @@
           <w:numId w:val="1006"/>
         </w:numPr>
         <w:pStyle w:val="Compact"/>
+        <w:spacing w:line="276" w:lineRule="auto" w:after="0"/>
+        <w:ind w:firstLine="420"/>
       </w:pPr>
       <w:r>
         <w:rPr>
@@ -2649,6 +2733,8 @@
           <w:numId w:val="1006"/>
         </w:numPr>
         <w:pStyle w:val="Compact"/>
+        <w:spacing w:line="276" w:lineRule="auto" w:after="0"/>
+        <w:ind w:firstLine="420"/>
       </w:pPr>
       <w:r>
         <w:rPr>
@@ -2665,7 +2751,7 @@
       </w:pPr>
       <w:r>
         <w:rPr>
-          <w:rFonts w:ascii="黑体" w:hAnsi="黑体" w:eastAsia="黑体"/>
+          <w:rFonts w:ascii="宋体" w:hAnsi="宋体" w:eastAsia="宋体"/>
         </w:rPr>
         <w:t xml:space="preserve">7.5 评估、可视化与实验管理</w:t>
       </w:r>
@@ -2677,6 +2763,8 @@
           <w:numId w:val="1007"/>
         </w:numPr>
         <w:pStyle w:val="Compact"/>
+        <w:spacing w:line="276" w:lineRule="auto" w:after="0"/>
+        <w:ind w:firstLine="420"/>
       </w:pPr>
       <w:r>
         <w:rPr>
@@ -2692,6 +2780,8 @@
           <w:numId w:val="1007"/>
         </w:numPr>
         <w:pStyle w:val="Compact"/>
+        <w:spacing w:line="276" w:lineRule="auto" w:after="0"/>
+        <w:ind w:firstLine="420"/>
       </w:pPr>
       <w:r>
         <w:rPr>
@@ -2707,6 +2797,8 @@
           <w:numId w:val="1007"/>
         </w:numPr>
         <w:pStyle w:val="Compact"/>
+        <w:spacing w:line="276" w:lineRule="auto" w:after="0"/>
+        <w:ind w:firstLine="420"/>
       </w:pPr>
       <w:r>
         <w:rPr>
@@ -2722,6 +2814,8 @@
           <w:numId w:val="1007"/>
         </w:numPr>
         <w:pStyle w:val="Compact"/>
+        <w:spacing w:line="276" w:lineRule="auto" w:after="0"/>
+        <w:ind w:firstLine="420"/>
       </w:pPr>
       <w:r>
         <w:rPr>
@@ -2739,7 +2833,7 @@
       </w:pPr>
       <w:r>
         <w:rPr>
-          <w:rFonts w:ascii="黑体" w:hAnsi="黑体" w:eastAsia="黑体"/>
+          <w:rFonts w:ascii="宋体" w:hAnsi="宋体" w:eastAsia="宋体"/>
         </w:rPr>
         <w:t xml:space="preserve">8. 非功能需求列表</w:t>
       </w:r>
@@ -2751,7 +2845,7 @@
       </w:pPr>
       <w:r>
         <w:rPr>
-          <w:rFonts w:ascii="黑体" w:hAnsi="黑体" w:eastAsia="黑体"/>
+          <w:rFonts w:ascii="宋体" w:hAnsi="宋体" w:eastAsia="宋体"/>
         </w:rPr>
         <w:t xml:space="preserve">8.1 可用性</w:t>
       </w:r>
@@ -2759,6 +2853,8 @@
     <w:p>
       <w:pPr>
         <w:pStyle w:val="FirstParagraph"/>
+        <w:spacing w:line="276" w:lineRule="auto" w:after="0"/>
+        <w:ind w:firstLine="420"/>
       </w:pPr>
       <w:r>
         <w:rPr>
@@ -2799,7 +2895,7 @@
       </w:pPr>
       <w:r>
         <w:rPr>
-          <w:rFonts w:ascii="黑体" w:hAnsi="黑体" w:eastAsia="黑体"/>
+          <w:rFonts w:ascii="宋体" w:hAnsi="宋体" w:eastAsia="宋体"/>
         </w:rPr>
         <w:t xml:space="preserve">8.2 可维护性</w:t>
       </w:r>
@@ -2807,6 +2903,8 @@
     <w:p>
       <w:pPr>
         <w:pStyle w:val="FirstParagraph"/>
+        <w:spacing w:line="276" w:lineRule="auto" w:after="0"/>
+        <w:ind w:firstLine="420"/>
       </w:pPr>
       <w:r>
         <w:rPr>
@@ -2823,7 +2921,7 @@
       </w:pPr>
       <w:r>
         <w:rPr>
-          <w:rFonts w:ascii="黑体" w:hAnsi="黑体" w:eastAsia="黑体"/>
+          <w:rFonts w:ascii="宋体" w:hAnsi="宋体" w:eastAsia="宋体"/>
         </w:rPr>
         <w:t xml:space="preserve">8.3 可复现性</w:t>
       </w:r>
@@ -2831,6 +2929,8 @@
     <w:p>
       <w:pPr>
         <w:pStyle w:val="FirstParagraph"/>
+        <w:spacing w:line="276" w:lineRule="auto" w:after="0"/>
+        <w:ind w:firstLine="420"/>
       </w:pPr>
       <w:r>
         <w:rPr>
@@ -2847,7 +2947,7 @@
       </w:pPr>
       <w:r>
         <w:rPr>
-          <w:rFonts w:ascii="黑体" w:hAnsi="黑体" w:eastAsia="黑体"/>
+          <w:rFonts w:ascii="宋体" w:hAnsi="宋体" w:eastAsia="宋体"/>
         </w:rPr>
         <w:t xml:space="preserve">8.4 可测试性</w:t>
       </w:r>
@@ -2855,6 +2955,8 @@
     <w:p>
       <w:pPr>
         <w:pStyle w:val="FirstParagraph"/>
+        <w:spacing w:line="276" w:lineRule="auto" w:after="0"/>
+        <w:ind w:firstLine="420"/>
       </w:pPr>
       <w:r>
         <w:rPr>
@@ -2871,7 +2973,7 @@
       </w:pPr>
       <w:r>
         <w:rPr>
-          <w:rFonts w:ascii="黑体" w:hAnsi="黑体" w:eastAsia="黑体"/>
+          <w:rFonts w:ascii="宋体" w:hAnsi="宋体" w:eastAsia="宋体"/>
         </w:rPr>
         <w:t xml:space="preserve">8.5 性能与资源约束</w:t>
       </w:r>
@@ -2879,6 +2981,8 @@
     <w:p>
       <w:pPr>
         <w:pStyle w:val="FirstParagraph"/>
+        <w:spacing w:line="276" w:lineRule="auto" w:after="0"/>
+        <w:ind w:firstLine="420"/>
       </w:pPr>
       <w:r>
         <w:rPr>
@@ -2896,7 +3000,7 @@
       </w:pPr>
       <w:r>
         <w:rPr>
-          <w:rFonts w:ascii="黑体" w:hAnsi="黑体" w:eastAsia="黑体"/>
+          <w:rFonts w:ascii="宋体" w:hAnsi="宋体" w:eastAsia="宋体"/>
         </w:rPr>
         <w:t xml:space="preserve">9. 数据需求</w:t>
       </w:r>
@@ -2908,6 +3012,8 @@
           <w:numId w:val="1008"/>
         </w:numPr>
         <w:pStyle w:val="Compact"/>
+        <w:spacing w:line="276" w:lineRule="auto" w:after="0"/>
+        <w:ind w:firstLine="420"/>
       </w:pPr>
       <w:r>
         <w:rPr>
@@ -2923,6 +3029,8 @@
           <w:numId w:val="1008"/>
         </w:numPr>
         <w:pStyle w:val="Compact"/>
+        <w:spacing w:line="276" w:lineRule="auto" w:after="0"/>
+        <w:ind w:firstLine="420"/>
       </w:pPr>
       <w:r>
         <w:rPr>
@@ -2938,6 +3046,8 @@
           <w:numId w:val="1008"/>
         </w:numPr>
         <w:pStyle w:val="Compact"/>
+        <w:spacing w:line="276" w:lineRule="auto" w:after="0"/>
+        <w:ind w:firstLine="420"/>
       </w:pPr>
       <w:r>
         <w:rPr>
@@ -2953,6 +3063,8 @@
           <w:numId w:val="1008"/>
         </w:numPr>
         <w:pStyle w:val="Compact"/>
+        <w:spacing w:line="276" w:lineRule="auto" w:after="0"/>
+        <w:ind w:firstLine="420"/>
       </w:pPr>
       <w:r>
         <w:rPr>
@@ -2969,7 +3081,7 @@
       </w:pPr>
       <w:r>
         <w:rPr>
-          <w:rFonts w:ascii="黑体" w:hAnsi="黑体" w:eastAsia="黑体"/>
+          <w:rFonts w:ascii="宋体" w:hAnsi="宋体" w:eastAsia="宋体"/>
         </w:rPr>
         <w:t xml:space="preserve">10. 运行环境需求</w:t>
       </w:r>
@@ -2980,19 +3092,19 @@
         <w:tblW w:type="pct" w:w="0.0"/>
         <w:tblLook w:firstRow="1" w:lastRow="0" w:firstColumn="0" w:lastColumn="0" w:noHBand="0" w:noVBand="0" w:val="0020"/>
         <w:tblBorders>
-          <w:top w:val="single" w:sz="4" w:space="0" w:color="BFBFBF"/>
-          <w:left w:val="single" w:sz="4" w:space="0" w:color="BFBFBF"/>
-          <w:bottom w:val="single" w:sz="4" w:space="0" w:color="BFBFBF"/>
-          <w:right w:val="single" w:sz="4" w:space="0" w:color="BFBFBF"/>
-          <w:insideH w:val="single" w:sz="4" w:space="0" w:color="BFBFBF"/>
-          <w:insideV w:val="single" w:sz="4" w:space="0" w:color="BFBFBF"/>
+          <w:top w:val="single" w:sz="4" w:space="0" w:color="000000"/>
+          <w:left w:val="single" w:sz="4" w:space="0" w:color="000000"/>
+          <w:bottom w:val="single" w:sz="4" w:space="0" w:color="000000"/>
+          <w:right w:val="single" w:sz="4" w:space="0" w:color="000000"/>
+          <w:insideH w:val="single" w:sz="4" w:space="0" w:color="000000"/>
+          <w:insideV w:val="single" w:sz="4" w:space="0" w:color="000000"/>
         </w:tblBorders>
       </w:tblPr>
       <w:tblGrid/>
       <w:tr>
         <w:tc>
           <w:tcPr>
-            <w:shd w:fill="EAEAEA"/>
+            <w:shd w:fill="FFFFFF"/>
           </w:tcPr>
           <w:p>
             <w:pPr>
@@ -3003,7 +3115,8 @@
             <w:r>
               <w:rPr>
                 <w:rFonts w:ascii="宋体" w:hAnsi="宋体" w:eastAsia="宋体"/>
-                <w:sz w:val="19"/>
+                <w:b/>
+                <w:sz w:val="21"/>
               </w:rPr>
               <w:t xml:space="preserve">项目</w:t>
             </w:r>
@@ -3011,7 +3124,7 @@
         </w:tc>
         <w:tc>
           <w:tcPr>
-            <w:shd w:fill="EAEAEA"/>
+            <w:shd w:fill="FFFFFF"/>
           </w:tcPr>
           <w:p>
             <w:pPr>
@@ -3022,7 +3135,8 @@
             <w:r>
               <w:rPr>
                 <w:rFonts w:ascii="宋体" w:hAnsi="宋体" w:eastAsia="宋体"/>
-                <w:sz w:val="19"/>
+                <w:b/>
+                <w:sz w:val="21"/>
               </w:rPr>
               <w:t xml:space="preserve">要求</w:t>
             </w:r>
@@ -3040,7 +3154,7 @@
             <w:r>
               <w:rPr>
                 <w:rFonts w:ascii="宋体" w:hAnsi="宋体" w:eastAsia="宋体"/>
-                <w:sz w:val="19"/>
+                <w:sz w:val="21"/>
               </w:rPr>
               <w:t xml:space="preserve">操作系统</w:t>
             </w:r>
@@ -3056,7 +3170,7 @@
             <w:r>
               <w:rPr>
                 <w:rFonts w:ascii="宋体" w:hAnsi="宋体" w:eastAsia="宋体"/>
-                <w:sz w:val="19"/>
+                <w:sz w:val="21"/>
               </w:rPr>
               <w:t xml:space="preserve">macOS、Linux、Windows 之一</w:t>
             </w:r>
@@ -3074,7 +3188,7 @@
             <w:r>
               <w:rPr>
                 <w:rFonts w:ascii="宋体" w:hAnsi="宋体" w:eastAsia="宋体"/>
-                <w:sz w:val="19"/>
+                <w:sz w:val="21"/>
               </w:rPr>
               <w:t xml:space="preserve">Python</w:t>
             </w:r>
@@ -3090,7 +3204,7 @@
             <w:r>
               <w:rPr>
                 <w:rFonts w:ascii="宋体" w:hAnsi="宋体" w:eastAsia="宋体"/>
-                <w:sz w:val="19"/>
+                <w:sz w:val="21"/>
               </w:rPr>
               <w:t xml:space="preserve">3.11 及以上</w:t>
             </w:r>
@@ -3108,7 +3222,7 @@
             <w:r>
               <w:rPr>
                 <w:rFonts w:ascii="宋体" w:hAnsi="宋体" w:eastAsia="宋体"/>
-                <w:sz w:val="19"/>
+                <w:sz w:val="21"/>
               </w:rPr>
               <w:t xml:space="preserve">环境管理</w:t>
             </w:r>
@@ -3124,7 +3238,7 @@
             <w:r>
               <w:rPr>
                 <w:rFonts w:ascii="宋体" w:hAnsi="宋体" w:eastAsia="宋体"/>
-                <w:sz w:val="19"/>
+                <w:sz w:val="21"/>
               </w:rPr>
               <w:t xml:space="preserve">uv</w:t>
             </w:r>
@@ -3142,7 +3256,7 @@
             <w:r>
               <w:rPr>
                 <w:rFonts w:ascii="宋体" w:hAnsi="宋体" w:eastAsia="宋体"/>
-                <w:sz w:val="19"/>
+                <w:sz w:val="21"/>
               </w:rPr>
               <w:t xml:space="preserve">核心依赖</w:t>
             </w:r>
@@ -3158,7 +3272,7 @@
             <w:r>
               <w:rPr>
                 <w:rFonts w:ascii="宋体" w:hAnsi="宋体" w:eastAsia="宋体"/>
-                <w:sz w:val="19"/>
+                <w:sz w:val="21"/>
               </w:rPr>
               <w:t xml:space="preserve">numpy、pandas、scikit-learn、torch、matplotlib、seaborn、tensorboard</w:t>
             </w:r>
@@ -3176,7 +3290,7 @@
             <w:r>
               <w:rPr>
                 <w:rFonts w:ascii="宋体" w:hAnsi="宋体" w:eastAsia="宋体"/>
-                <w:sz w:val="19"/>
+                <w:sz w:val="21"/>
               </w:rPr>
               <w:t xml:space="preserve">开发工具</w:t>
             </w:r>
@@ -3192,7 +3306,7 @@
             <w:r>
               <w:rPr>
                 <w:rFonts w:ascii="宋体" w:hAnsi="宋体" w:eastAsia="宋体"/>
-                <w:sz w:val="19"/>
+                <w:sz w:val="21"/>
               </w:rPr>
               <w:t xml:space="preserve">Git、pytest、Pandoc（用于文档导出）</w:t>
             </w:r>
@@ -3208,7 +3322,7 @@
       </w:pPr>
       <w:r>
         <w:rPr>
-          <w:rFonts w:ascii="黑体" w:hAnsi="黑体" w:eastAsia="黑体"/>
+          <w:rFonts w:ascii="宋体" w:hAnsi="宋体" w:eastAsia="宋体"/>
         </w:rPr>
         <w:t xml:space="preserve">11. 约束条件</w:t>
       </w:r>
@@ -3220,6 +3334,8 @@
           <w:numId w:val="1009"/>
         </w:numPr>
         <w:pStyle w:val="Compact"/>
+        <w:spacing w:line="276" w:lineRule="auto" w:after="0"/>
+        <w:ind w:firstLine="420"/>
       </w:pPr>
       <w:r>
         <w:rPr>
@@ -3235,6 +3351,8 @@
           <w:numId w:val="1009"/>
         </w:numPr>
         <w:pStyle w:val="Compact"/>
+        <w:spacing w:line="276" w:lineRule="auto" w:after="0"/>
+        <w:ind w:firstLine="420"/>
       </w:pPr>
       <w:r>
         <w:rPr>
@@ -3250,6 +3368,8 @@
           <w:numId w:val="1009"/>
         </w:numPr>
         <w:pStyle w:val="Compact"/>
+        <w:spacing w:line="276" w:lineRule="auto" w:after="0"/>
+        <w:ind w:firstLine="420"/>
       </w:pPr>
       <w:r>
         <w:rPr>
@@ -3265,6 +3385,8 @@
           <w:numId w:val="1009"/>
         </w:numPr>
         <w:pStyle w:val="Compact"/>
+        <w:spacing w:line="276" w:lineRule="auto" w:after="0"/>
+        <w:ind w:firstLine="420"/>
       </w:pPr>
       <w:r>
         <w:rPr>
@@ -3280,7 +3402,7 @@
       </w:pPr>
       <w:r>
         <w:rPr>
-          <w:rFonts w:ascii="黑体" w:hAnsi="黑体" w:eastAsia="黑体"/>
+          <w:rFonts w:ascii="宋体" w:hAnsi="宋体" w:eastAsia="宋体"/>
         </w:rPr>
         <w:t xml:space="preserve">11.1 需求验收口径</w:t>
       </w:r>
@@ -3288,6 +3410,8 @@
     <w:p>
       <w:pPr>
         <w:pStyle w:val="FirstParagraph"/>
+        <w:spacing w:line="276" w:lineRule="auto" w:after="0"/>
+        <w:ind w:firstLine="420"/>
       </w:pPr>
       <w:r>
         <w:rPr>
@@ -3327,6 +3451,8 @@
           <w:numId w:val="1010"/>
         </w:numPr>
         <w:pStyle w:val="Compact"/>
+        <w:spacing w:line="276" w:lineRule="auto" w:after="0"/>
+        <w:ind w:firstLine="420"/>
       </w:pPr>
       <w:r>
         <w:rPr>
@@ -3342,6 +3468,8 @@
           <w:numId w:val="1010"/>
         </w:numPr>
         <w:pStyle w:val="Compact"/>
+        <w:spacing w:line="276" w:lineRule="auto" w:after="0"/>
+        <w:ind w:firstLine="420"/>
       </w:pPr>
       <w:r>
         <w:rPr>
@@ -3357,6 +3485,8 @@
           <w:numId w:val="1010"/>
         </w:numPr>
         <w:pStyle w:val="Compact"/>
+        <w:spacing w:line="276" w:lineRule="auto" w:after="0"/>
+        <w:ind w:firstLine="420"/>
       </w:pPr>
       <w:r>
         <w:rPr>
@@ -3398,7 +3528,7 @@
       </w:pPr>
       <w:r>
         <w:rPr>
-          <w:rFonts w:ascii="黑体" w:hAnsi="黑体" w:eastAsia="黑体"/>
+          <w:rFonts w:ascii="宋体" w:hAnsi="宋体" w:eastAsia="宋体"/>
         </w:rPr>
         <w:t xml:space="preserve">12. 验收目标</w:t>
       </w:r>
@@ -3406,6 +3536,8 @@
     <w:p>
       <w:pPr>
         <w:pStyle w:val="FirstParagraph"/>
+        <w:spacing w:line="276" w:lineRule="auto" w:after="0"/>
+        <w:ind w:firstLine="420"/>
       </w:pPr>
       <w:r>
         <w:rPr>
@@ -3421,6 +3553,8 @@
           <w:numId w:val="1011"/>
         </w:numPr>
         <w:pStyle w:val="Compact"/>
+        <w:spacing w:line="276" w:lineRule="auto" w:after="0"/>
+        <w:ind w:firstLine="420"/>
       </w:pPr>
       <w:r>
         <w:rPr>
@@ -3436,6 +3570,8 @@
           <w:numId w:val="1011"/>
         </w:numPr>
         <w:pStyle w:val="Compact"/>
+        <w:spacing w:line="276" w:lineRule="auto" w:after="0"/>
+        <w:ind w:firstLine="420"/>
       </w:pPr>
       <w:r>
         <w:rPr>
@@ -3451,6 +3587,8 @@
           <w:numId w:val="1011"/>
         </w:numPr>
         <w:pStyle w:val="Compact"/>
+        <w:spacing w:line="276" w:lineRule="auto" w:after="0"/>
+        <w:ind w:firstLine="420"/>
       </w:pPr>
       <w:r>
         <w:rPr>
@@ -3466,6 +3604,8 @@
           <w:numId w:val="1011"/>
         </w:numPr>
         <w:pStyle w:val="Compact"/>
+        <w:spacing w:line="276" w:lineRule="auto" w:after="0"/>
+        <w:ind w:firstLine="420"/>
       </w:pPr>
       <w:r>
         <w:rPr>
@@ -3477,7 +3617,7 @@
     <w:bookmarkEnd w:id="51"/>
     <w:bookmarkEnd w:id="52"/>
     <w:sectPr>
-      <w:pgMar w:top="1361" w:bottom="1247" w:left="1417" w:right="1417"/>
+      <w:pgMar w:top="1440" w:bottom="1440" w:left="1797" w:right="1797"/>
     </w:sectPr>
   </w:body>
 </w:document>
@@ -4039,12 +4179,20 @@
       <w:spacing w:after="180" w:before="180"/>
     </w:pPr>
     <w:qFormat/>
+    <w:rPr>
+      <w:rFonts w:ascii="宋体" w:hAnsi="宋体" w:eastAsia="宋体"/>
+      <w:sz w:val="21"/>
+    </w:rPr>
   </w:style>
   <w:style w:customStyle="1" w:styleId="FirstParagraph" w:type="paragraph">
     <w:name w:val="First Paragraph"/>
     <w:basedOn w:val="BodyText"/>
     <w:next w:val="BodyText"/>
     <w:qFormat/>
+    <w:rPr>
+      <w:rFonts w:ascii="宋体" w:hAnsi="宋体" w:eastAsia="宋体"/>
+      <w:sz w:val="21"/>
+    </w:rPr>
   </w:style>
   <w:style w:customStyle="1" w:styleId="Compact" w:type="paragraph">
     <w:name w:val="Compact"/>
@@ -4053,6 +4201,10 @@
     <w:pPr>
       <w:spacing w:after="36" w:before="36"/>
     </w:pPr>
+    <w:rPr>
+      <w:rFonts w:ascii="宋体" w:hAnsi="宋体" w:eastAsia="宋体"/>
+      <w:sz w:val="21"/>
+    </w:rPr>
   </w:style>
   <w:style w:styleId="Title" w:type="paragraph">
     <w:name w:val="Title"/>
@@ -4070,7 +4222,7 @@
       <w:b/>
       <w:bCs/>
       <w:color w:themeColor="accent1" w:themeShade="B5" w:val="345A8A"/>
-      <w:sz w:val="40"/>
+      <w:sz w:val="36"/>
       <w:szCs w:val="36"/>
     </w:rPr>
   </w:style>
@@ -4146,11 +4298,11 @@
       <w:outlineLvl w:val="0"/>
     </w:pPr>
     <w:rPr>
-      <w:rFonts w:asciiTheme="majorHAnsi" w:cstheme="majorBidi" w:eastAsiaTheme="majorEastAsia" w:hAnsiTheme="majorHAnsi"/>
+      <w:rFonts w:asciiTheme="majorHAnsi" w:cstheme="majorBidi" w:eastAsiaTheme="majorEastAsia" w:hAnsiTheme="majorHAnsi" w:ascii="宋体" w:hAnsi="宋体" w:eastAsia="宋体"/>
       <w:b/>
       <w:bCs/>
       <w:color w:themeColor="accent1" w:val="4F81BD"/>
-      <w:sz w:val="32"/>
+      <w:sz w:val="48"/>
       <w:szCs w:val="32"/>
     </w:rPr>
   </w:style>
@@ -4168,11 +4320,11 @@
       <w:outlineLvl w:val="1"/>
     </w:pPr>
     <w:rPr>
-      <w:rFonts w:asciiTheme="majorHAnsi" w:cstheme="majorBidi" w:eastAsiaTheme="majorEastAsia" w:hAnsiTheme="majorHAnsi"/>
+      <w:rFonts w:asciiTheme="majorHAnsi" w:cstheme="majorBidi" w:eastAsiaTheme="majorEastAsia" w:hAnsiTheme="majorHAnsi" w:ascii="宋体" w:hAnsi="宋体" w:eastAsia="宋体"/>
       <w:b/>
       <w:bCs/>
       <w:color w:themeColor="accent1" w:val="4F81BD"/>
-      <w:sz w:val="28"/>
+      <w:sz w:val="36"/>
       <w:szCs w:val="28"/>
     </w:rPr>
   </w:style>
@@ -4190,11 +4342,11 @@
       <w:outlineLvl w:val="2"/>
     </w:pPr>
     <w:rPr>
-      <w:rFonts w:asciiTheme="majorHAnsi" w:cstheme="majorBidi" w:eastAsiaTheme="majorEastAsia" w:hAnsiTheme="majorHAnsi"/>
+      <w:rFonts w:asciiTheme="majorHAnsi" w:cstheme="majorBidi" w:eastAsiaTheme="majorEastAsia" w:hAnsiTheme="majorHAnsi" w:ascii="宋体" w:hAnsi="宋体" w:eastAsia="宋体"/>
       <w:b/>
       <w:bCs/>
       <w:color w:themeColor="accent1" w:val="4F81BD"/>
-      <w:sz w:val="24"/>
+      <w:sz w:val="27"/>
       <w:szCs w:val="24"/>
     </w:rPr>
   </w:style>
@@ -4212,8 +4364,9 @@
       <w:outlineLvl w:val="3"/>
     </w:pPr>
     <w:rPr>
-      <w:rFonts w:asciiTheme="majorHAnsi" w:cstheme="majorBidi" w:eastAsiaTheme="majorEastAsia" w:hAnsiTheme="majorHAnsi"/>
+      <w:rFonts w:asciiTheme="majorHAnsi" w:cstheme="majorBidi" w:eastAsiaTheme="majorEastAsia" w:hAnsiTheme="majorHAnsi" w:ascii="宋体" w:hAnsi="宋体" w:eastAsia="宋体"/>
       <w:i/>
+      <w:b/>
       <w:bCs/>
       <w:color w:themeColor="accent1" w:val="4F81BD"/>
       <w:sz w:val="24"/>

--- a/docx/proposal/04_需求定义文档.docx
+++ b/docx/proposal/04_需求定义文档.docx
@@ -38,6 +38,7 @@
         <w:rPr>
           <w:rFonts w:ascii="宋体" w:hAnsi="宋体" w:eastAsia="宋体"/>
           <w:b/>
+          <w:color w:val="000000"/>
           <w:sz w:val="48"/>
         </w:rPr>
         <w:t xml:space="preserve">工业轴承设备剩余寿命预测系统的实现：需求定义文档</w:t>
@@ -51,6 +52,7 @@
       <w:r>
         <w:rPr>
           <w:rFonts w:ascii="宋体" w:hAnsi="宋体" w:eastAsia="宋体"/>
+          <w:color w:val="000000"/>
         </w:rPr>
         <w:t xml:space="preserve">文档信息</w:t>
       </w:r>
@@ -85,6 +87,7 @@
               <w:rPr>
                 <w:rFonts w:ascii="宋体" w:hAnsi="宋体" w:eastAsia="宋体"/>
                 <w:b/>
+                <w:color w:val="000000"/>
                 <w:sz w:val="21"/>
               </w:rPr>
               <w:t xml:space="preserve">项目</w:t>
@@ -105,6 +108,7 @@
               <w:rPr>
                 <w:rFonts w:ascii="宋体" w:hAnsi="宋体" w:eastAsia="宋体"/>
                 <w:b/>
+                <w:color w:val="000000"/>
                 <w:sz w:val="21"/>
               </w:rPr>
               <w:t xml:space="preserve">内容</w:t>
@@ -123,6 +127,7 @@
             <w:r>
               <w:rPr>
                 <w:rFonts w:ascii="宋体" w:hAnsi="宋体" w:eastAsia="宋体"/>
+                <w:color w:val="000000"/>
                 <w:sz w:val="21"/>
               </w:rPr>
               <w:t xml:space="preserve">文档名称</w:t>
@@ -139,6 +144,7 @@
             <w:r>
               <w:rPr>
                 <w:rFonts w:ascii="宋体" w:hAnsi="宋体" w:eastAsia="宋体"/>
+                <w:color w:val="000000"/>
                 <w:sz w:val="21"/>
               </w:rPr>
               <w:t xml:space="preserve">需求定义文档</w:t>
@@ -157,6 +163,7 @@
             <w:r>
               <w:rPr>
                 <w:rFonts w:ascii="宋体" w:hAnsi="宋体" w:eastAsia="宋体"/>
+                <w:color w:val="000000"/>
                 <w:sz w:val="21"/>
               </w:rPr>
               <w:t xml:space="preserve">文档编号</w:t>
@@ -173,6 +180,7 @@
             <w:r>
               <w:rPr>
                 <w:rFonts w:ascii="宋体" w:hAnsi="宋体" w:eastAsia="宋体"/>
+                <w:color w:val="000000"/>
                 <w:sz w:val="21"/>
               </w:rPr>
               <w:t xml:space="preserve">SE-PHM-PROP-04</w:t>
@@ -191,6 +199,7 @@
             <w:r>
               <w:rPr>
                 <w:rFonts w:ascii="宋体" w:hAnsi="宋体" w:eastAsia="宋体"/>
+                <w:color w:val="000000"/>
                 <w:sz w:val="21"/>
               </w:rPr>
               <w:t xml:space="preserve">文档阶段</w:t>
@@ -207,6 +216,7 @@
             <w:r>
               <w:rPr>
                 <w:rFonts w:ascii="宋体" w:hAnsi="宋体" w:eastAsia="宋体"/>
+                <w:color w:val="000000"/>
                 <w:sz w:val="21"/>
               </w:rPr>
               <w:t xml:space="preserve">开题</w:t>
@@ -225,6 +235,7 @@
             <w:r>
               <w:rPr>
                 <w:rFonts w:ascii="宋体" w:hAnsi="宋体" w:eastAsia="宋体"/>
+                <w:color w:val="000000"/>
                 <w:sz w:val="21"/>
               </w:rPr>
               <w:t xml:space="preserve">项目名称</w:t>
@@ -241,6 +252,7 @@
             <w:r>
               <w:rPr>
                 <w:rFonts w:ascii="宋体" w:hAnsi="宋体" w:eastAsia="宋体"/>
+                <w:color w:val="000000"/>
                 <w:sz w:val="21"/>
               </w:rPr>
               <w:t xml:space="preserve">工业轴承设备剩余寿命预测系统的实现</w:t>
@@ -259,6 +271,7 @@
             <w:r>
               <w:rPr>
                 <w:rFonts w:ascii="宋体" w:hAnsi="宋体" w:eastAsia="宋体"/>
+                <w:color w:val="000000"/>
                 <w:sz w:val="21"/>
               </w:rPr>
               <w:t xml:space="preserve">课程</w:t>
@@ -275,6 +288,7 @@
             <w:r>
               <w:rPr>
                 <w:rFonts w:ascii="宋体" w:hAnsi="宋体" w:eastAsia="宋体"/>
+                <w:color w:val="000000"/>
                 <w:sz w:val="21"/>
               </w:rPr>
               <w:t xml:space="preserve">中国科学技术大学软件学院《软件工程》</w:t>
@@ -293,6 +307,7 @@
             <w:r>
               <w:rPr>
                 <w:rFonts w:ascii="宋体" w:hAnsi="宋体" w:eastAsia="宋体"/>
+                <w:color w:val="000000"/>
                 <w:sz w:val="21"/>
               </w:rPr>
               <w:t xml:space="preserve">指导老师</w:t>
@@ -309,6 +324,7 @@
             <w:r>
               <w:rPr>
                 <w:rFonts w:ascii="宋体" w:hAnsi="宋体" w:eastAsia="宋体"/>
+                <w:color w:val="000000"/>
                 <w:sz w:val="21"/>
               </w:rPr>
               <w:t xml:space="preserve">zjf</w:t>
@@ -327,6 +343,7 @@
             <w:r>
               <w:rPr>
                 <w:rFonts w:ascii="宋体" w:hAnsi="宋体" w:eastAsia="宋体"/>
+                <w:color w:val="000000"/>
                 <w:sz w:val="21"/>
               </w:rPr>
               <w:t xml:space="preserve">小组成员</w:t>
@@ -343,6 +360,7 @@
             <w:r>
               <w:rPr>
                 <w:rFonts w:ascii="宋体" w:hAnsi="宋体" w:eastAsia="宋体"/>
+                <w:color w:val="000000"/>
                 <w:sz w:val="21"/>
               </w:rPr>
               <w:t xml:space="preserve">zyj、cyy、zdh、zy</w:t>
@@ -361,6 +379,7 @@
             <w:r>
               <w:rPr>
                 <w:rFonts w:ascii="宋体" w:hAnsi="宋体" w:eastAsia="宋体"/>
+                <w:color w:val="000000"/>
                 <w:sz w:val="21"/>
               </w:rPr>
               <w:t xml:space="preserve">文档负责人</w:t>
@@ -377,6 +396,7 @@
             <w:r>
               <w:rPr>
                 <w:rFonts w:ascii="宋体" w:hAnsi="宋体" w:eastAsia="宋体"/>
+                <w:color w:val="000000"/>
                 <w:sz w:val="21"/>
               </w:rPr>
               <w:t xml:space="preserve">zy</w:t>
@@ -395,6 +415,7 @@
             <w:r>
               <w:rPr>
                 <w:rFonts w:ascii="宋体" w:hAnsi="宋体" w:eastAsia="宋体"/>
+                <w:color w:val="000000"/>
                 <w:sz w:val="21"/>
               </w:rPr>
               <w:t xml:space="preserve">参与编写</w:t>
@@ -411,6 +432,7 @@
             <w:r>
               <w:rPr>
                 <w:rFonts w:ascii="宋体" w:hAnsi="宋体" w:eastAsia="宋体"/>
+                <w:color w:val="000000"/>
                 <w:sz w:val="21"/>
               </w:rPr>
               <w:t xml:space="preserve">zyj、cyy、zdh</w:t>
@@ -429,6 +451,7 @@
             <w:r>
               <w:rPr>
                 <w:rFonts w:ascii="宋体" w:hAnsi="宋体" w:eastAsia="宋体"/>
+                <w:color w:val="000000"/>
                 <w:sz w:val="21"/>
               </w:rPr>
               <w:t xml:space="preserve">版本</w:t>
@@ -445,6 +468,7 @@
             <w:r>
               <w:rPr>
                 <w:rFonts w:ascii="宋体" w:hAnsi="宋体" w:eastAsia="宋体"/>
+                <w:color w:val="000000"/>
                 <w:sz w:val="21"/>
               </w:rPr>
               <w:t xml:space="preserve">V3.0</w:t>
@@ -463,6 +487,7 @@
             <w:r>
               <w:rPr>
                 <w:rFonts w:ascii="宋体" w:hAnsi="宋体" w:eastAsia="宋体"/>
+                <w:color w:val="000000"/>
                 <w:sz w:val="21"/>
               </w:rPr>
               <w:t xml:space="preserve">修订日期</w:t>
@@ -479,6 +504,7 @@
             <w:r>
               <w:rPr>
                 <w:rFonts w:ascii="宋体" w:hAnsi="宋体" w:eastAsia="宋体"/>
+                <w:color w:val="000000"/>
                 <w:sz w:val="21"/>
               </w:rPr>
               <w:t xml:space="preserve">2026-06-14</w:t>
@@ -497,6 +523,7 @@
             <w:r>
               <w:rPr>
                 <w:rFonts w:ascii="宋体" w:hAnsi="宋体" w:eastAsia="宋体"/>
+                <w:color w:val="000000"/>
                 <w:sz w:val="21"/>
               </w:rPr>
               <w:t xml:space="preserve">归档形式</w:t>
@@ -513,6 +540,7 @@
             <w:r>
               <w:rPr>
                 <w:rFonts w:ascii="宋体" w:hAnsi="宋体" w:eastAsia="宋体"/>
+                <w:color w:val="000000"/>
                 <w:sz w:val="21"/>
               </w:rPr>
               <w:t xml:space="preserve">Markdown 源文件、PDF、DOCX</w:t>
@@ -531,6 +559,7 @@
             <w:r>
               <w:rPr>
                 <w:rFonts w:ascii="宋体" w:hAnsi="宋体" w:eastAsia="宋体"/>
+                <w:color w:val="000000"/>
                 <w:sz w:val="21"/>
               </w:rPr>
               <w:t xml:space="preserve">内容基线</w:t>
@@ -547,6 +576,7 @@
             <w:r>
               <w:rPr>
                 <w:rFonts w:ascii="宋体" w:hAnsi="宋体" w:eastAsia="宋体"/>
+                <w:color w:val="000000"/>
                 <w:sz w:val="21"/>
               </w:rPr>
               <w:t xml:space="preserve">业务目标、用户角色、总体需求和验收目标</w:t>
@@ -564,6 +594,7 @@
       <w:r>
         <w:rPr>
           <w:rFonts w:ascii="宋体" w:hAnsi="宋体" w:eastAsia="宋体"/>
+          <w:color w:val="000000"/>
         </w:rPr>
         <w:t xml:space="preserve">修订记录</w:t>
       </w:r>
@@ -598,6 +629,7 @@
               <w:rPr>
                 <w:rFonts w:ascii="宋体" w:hAnsi="宋体" w:eastAsia="宋体"/>
                 <w:b/>
+                <w:color w:val="000000"/>
                 <w:sz w:val="21"/>
               </w:rPr>
               <w:t xml:space="preserve">版本</w:t>
@@ -618,6 +650,7 @@
               <w:rPr>
                 <w:rFonts w:ascii="宋体" w:hAnsi="宋体" w:eastAsia="宋体"/>
                 <w:b/>
+                <w:color w:val="000000"/>
                 <w:sz w:val="21"/>
               </w:rPr>
               <w:t xml:space="preserve">日期</w:t>
@@ -638,6 +671,7 @@
               <w:rPr>
                 <w:rFonts w:ascii="宋体" w:hAnsi="宋体" w:eastAsia="宋体"/>
                 <w:b/>
+                <w:color w:val="000000"/>
                 <w:sz w:val="21"/>
               </w:rPr>
               <w:t xml:space="preserve">编写人</w:t>
@@ -658,6 +692,7 @@
               <w:rPr>
                 <w:rFonts w:ascii="宋体" w:hAnsi="宋体" w:eastAsia="宋体"/>
                 <w:b/>
+                <w:color w:val="000000"/>
                 <w:sz w:val="21"/>
               </w:rPr>
               <w:t xml:space="preserve">说明</w:t>
@@ -676,6 +711,7 @@
             <w:r>
               <w:rPr>
                 <w:rFonts w:ascii="宋体" w:hAnsi="宋体" w:eastAsia="宋体"/>
+                <w:color w:val="000000"/>
                 <w:sz w:val="21"/>
               </w:rPr>
               <w:t xml:space="preserve">V1.0</w:t>
@@ -692,6 +728,7 @@
             <w:r>
               <w:rPr>
                 <w:rFonts w:ascii="宋体" w:hAnsi="宋体" w:eastAsia="宋体"/>
+                <w:color w:val="000000"/>
                 <w:sz w:val="21"/>
               </w:rPr>
               <w:t xml:space="preserve">2025-11-10</w:t>
@@ -708,6 +745,7 @@
             <w:r>
               <w:rPr>
                 <w:rFonts w:ascii="宋体" w:hAnsi="宋体" w:eastAsia="宋体"/>
+                <w:color w:val="000000"/>
                 <w:sz w:val="21"/>
               </w:rPr>
               <w:t xml:space="preserve">项目组</w:t>
@@ -724,6 +762,7 @@
             <w:r>
               <w:rPr>
                 <w:rFonts w:ascii="宋体" w:hAnsi="宋体" w:eastAsia="宋体"/>
+                <w:color w:val="000000"/>
                 <w:sz w:val="21"/>
               </w:rPr>
               <w:t xml:space="preserve">完成初版课程文档</w:t>
@@ -742,6 +781,7 @@
             <w:r>
               <w:rPr>
                 <w:rFonts w:ascii="宋体" w:hAnsi="宋体" w:eastAsia="宋体"/>
+                <w:color w:val="000000"/>
                 <w:sz w:val="21"/>
               </w:rPr>
               <w:t xml:space="preserve">V2.0</w:t>
@@ -758,6 +798,7 @@
             <w:r>
               <w:rPr>
                 <w:rFonts w:ascii="宋体" w:hAnsi="宋体" w:eastAsia="宋体"/>
+                <w:color w:val="000000"/>
                 <w:sz w:val="21"/>
               </w:rPr>
               <w:t xml:space="preserve">2026-03-12</w:t>
@@ -774,6 +815,7 @@
             <w:r>
               <w:rPr>
                 <w:rFonts w:ascii="宋体" w:hAnsi="宋体" w:eastAsia="宋体"/>
+                <w:color w:val="000000"/>
                 <w:sz w:val="21"/>
               </w:rPr>
               <w:t xml:space="preserve">项目组</w:t>
@@ -790,6 +832,7 @@
             <w:r>
               <w:rPr>
                 <w:rFonts w:ascii="宋体" w:hAnsi="宋体" w:eastAsia="宋体"/>
+                <w:color w:val="000000"/>
                 <w:sz w:val="21"/>
               </w:rPr>
               <w:t xml:space="preserve">统一项目名称、技术基线和阶段交付内容</w:t>
@@ -808,6 +851,7 @@
             <w:r>
               <w:rPr>
                 <w:rFonts w:ascii="宋体" w:hAnsi="宋体" w:eastAsia="宋体"/>
+                <w:color w:val="000000"/>
                 <w:sz w:val="21"/>
               </w:rPr>
               <w:t xml:space="preserve">V3.0</w:t>
@@ -824,6 +868,7 @@
             <w:r>
               <w:rPr>
                 <w:rFonts w:ascii="宋体" w:hAnsi="宋体" w:eastAsia="宋体"/>
+                <w:color w:val="000000"/>
                 <w:sz w:val="21"/>
               </w:rPr>
               <w:t xml:space="preserve">2026-06-14</w:t>
@@ -840,6 +885,7 @@
             <w:r>
               <w:rPr>
                 <w:rFonts w:ascii="宋体" w:hAnsi="宋体" w:eastAsia="宋体"/>
+                <w:color w:val="000000"/>
                 <w:sz w:val="21"/>
               </w:rPr>
               <w:t xml:space="preserve">项目组</w:t>
@@ -856,6 +902,7 @@
             <w:r>
               <w:rPr>
                 <w:rFonts w:ascii="宋体" w:hAnsi="宋体" w:eastAsia="宋体"/>
+                <w:color w:val="000000"/>
                 <w:sz w:val="21"/>
               </w:rPr>
               <w:t xml:space="preserve">参考课程交付样例统一封面与归档格式，补充数据理解、技术难点、测试验收和 DOCX 交付信息</w:t>
@@ -873,6 +920,7 @@
       <w:r>
         <w:rPr>
           <w:rFonts w:ascii="宋体" w:hAnsi="宋体" w:eastAsia="宋体"/>
+          <w:color w:val="000000"/>
         </w:rPr>
         <w:t xml:space="preserve">1. 文档目的</w:t>
       </w:r>
@@ -886,30 +934,35 @@
       <w:r>
         <w:rPr>
           <w:rFonts w:ascii="宋体" w:hAnsi="宋体" w:eastAsia="宋体"/>
+          <w:color w:val="000000"/>
         </w:rPr>
         <w:t xml:space="preserve">本文档用于在需求规格说明书编写之前，先从项目目标、用户角色、业务场景和总体需求角度，统一团队对</w:t>
       </w:r>
       <w:r>
         <w:rPr>
           <w:rFonts w:ascii="宋体" w:hAnsi="宋体" w:eastAsia="宋体"/>
+          <w:color w:val="000000"/>
         </w:rPr>
         <w:t xml:space="preserve">“</w:t>
       </w:r>
       <w:r>
         <w:rPr>
           <w:rFonts w:ascii="宋体" w:hAnsi="宋体" w:eastAsia="宋体"/>
+          <w:color w:val="000000"/>
         </w:rPr>
         <w:t xml:space="preserve">工业轴承设备剩余寿命预测系统的实现</w:t>
       </w:r>
       <w:r>
         <w:rPr>
           <w:rFonts w:ascii="宋体" w:hAnsi="宋体" w:eastAsia="宋体"/>
+          <w:color w:val="000000"/>
         </w:rPr>
         <w:t xml:space="preserve">”</w:t>
       </w:r>
       <w:r>
         <w:rPr>
           <w:rFonts w:ascii="宋体" w:hAnsi="宋体" w:eastAsia="宋体"/>
+          <w:color w:val="000000"/>
         </w:rPr>
         <w:t xml:space="preserve">的理解。文档重点不是细化到每条正式规格，而是明确系统为什么做、给谁做、解决什么问题、需要达到什么程度。</w:t>
       </w:r>
@@ -923,6 +976,7 @@
       <w:r>
         <w:rPr>
           <w:rFonts w:ascii="宋体" w:hAnsi="宋体" w:eastAsia="宋体"/>
+          <w:color w:val="000000"/>
         </w:rPr>
         <w:t xml:space="preserve">2. 项目背景</w:t>
       </w:r>
@@ -936,30 +990,35 @@
       <w:r>
         <w:rPr>
           <w:rFonts w:ascii="宋体" w:hAnsi="宋体" w:eastAsia="宋体"/>
+          <w:color w:val="000000"/>
         </w:rPr>
         <w:t xml:space="preserve">在工业生产环境中，轴承退化会直接影响旋转设备的稳定运行。相比发生故障后再维修或按照固定周期进行保养，预测性维护更强调利用设备运行数据提前识别退化趋势，从而降低停机损失和维护成本。课程项目选择</w:t>
       </w:r>
       <w:r>
         <w:rPr>
           <w:rFonts w:ascii="宋体" w:hAnsi="宋体" w:eastAsia="宋体"/>
+          <w:color w:val="000000"/>
         </w:rPr>
         <w:t xml:space="preserve">“</w:t>
       </w:r>
       <w:r>
         <w:rPr>
           <w:rFonts w:ascii="宋体" w:hAnsi="宋体" w:eastAsia="宋体"/>
+          <w:color w:val="000000"/>
         </w:rPr>
         <w:t xml:space="preserve">工业轴承设备剩余寿命预测系统的实现</w:t>
       </w:r>
       <w:r>
         <w:rPr>
           <w:rFonts w:ascii="宋体" w:hAnsi="宋体" w:eastAsia="宋体"/>
+          <w:color w:val="000000"/>
         </w:rPr>
         <w:t xml:space="preserve">”</w:t>
       </w:r>
       <w:r>
         <w:rPr>
           <w:rFonts w:ascii="宋体" w:hAnsi="宋体" w:eastAsia="宋体"/>
+          <w:color w:val="000000"/>
         </w:rPr>
         <w:t xml:space="preserve">作为研究对象，一方面因为轴承数据公开资源较丰富，另一方面因为该场景能够覆盖完整的软件工程生命周期。</w:t>
       </w:r>
@@ -973,6 +1032,7 @@
       <w:r>
         <w:rPr>
           <w:rFonts w:ascii="宋体" w:hAnsi="宋体" w:eastAsia="宋体"/>
+          <w:color w:val="000000"/>
         </w:rPr>
         <w:t xml:space="preserve">3. 项目目标</w:t>
       </w:r>
@@ -986,6 +1046,7 @@
       <w:r>
         <w:rPr>
           <w:rFonts w:ascii="宋体" w:hAnsi="宋体" w:eastAsia="宋体"/>
+          <w:color w:val="000000"/>
         </w:rPr>
         <w:t xml:space="preserve">项目目标分为业务目标和工程目标两个层面。</w:t>
       </w:r>
@@ -998,6 +1059,7 @@
       <w:r>
         <w:rPr>
           <w:rFonts w:ascii="宋体" w:hAnsi="宋体" w:eastAsia="宋体"/>
+          <w:color w:val="000000"/>
         </w:rPr>
         <w:t xml:space="preserve">3.1 业务目标</w:t>
       </w:r>
@@ -1015,6 +1077,7 @@
       <w:r>
         <w:rPr>
           <w:rFonts w:ascii="宋体" w:hAnsi="宋体" w:eastAsia="宋体"/>
+          <w:color w:val="000000"/>
         </w:rPr>
         <w:t xml:space="preserve">对轴承运行数据进行导入、组织和管理。</w:t>
       </w:r>
@@ -1032,6 +1095,7 @@
       <w:r>
         <w:rPr>
           <w:rFonts w:ascii="宋体" w:hAnsi="宋体" w:eastAsia="宋体"/>
+          <w:color w:val="000000"/>
         </w:rPr>
         <w:t xml:space="preserve">对振动和温度信号进行预处理和特征分析。</w:t>
       </w:r>
@@ -1049,6 +1113,7 @@
       <w:r>
         <w:rPr>
           <w:rFonts w:ascii="宋体" w:hAnsi="宋体" w:eastAsia="宋体"/>
+          <w:color w:val="000000"/>
         </w:rPr>
         <w:t xml:space="preserve">预测轴承剩余寿命与未来失效风险。</w:t>
       </w:r>
@@ -1066,6 +1131,7 @@
       <w:r>
         <w:rPr>
           <w:rFonts w:ascii="宋体" w:hAnsi="宋体" w:eastAsia="宋体"/>
+          <w:color w:val="000000"/>
         </w:rPr>
         <w:t xml:space="preserve">展示退化趋势、预测曲线和实验结果。</w:t>
       </w:r>
@@ -1079,6 +1145,7 @@
       <w:r>
         <w:rPr>
           <w:rFonts w:ascii="宋体" w:hAnsi="宋体" w:eastAsia="宋体"/>
+          <w:color w:val="000000"/>
         </w:rPr>
         <w:t xml:space="preserve">3.2 工程目标</w:t>
       </w:r>
@@ -1096,6 +1163,7 @@
       <w:r>
         <w:rPr>
           <w:rFonts w:ascii="宋体" w:hAnsi="宋体" w:eastAsia="宋体"/>
+          <w:color w:val="000000"/>
         </w:rPr>
         <w:t xml:space="preserve">构建一个可扩展的 Python 工程，而不是临时脚本集合。</w:t>
       </w:r>
@@ -1113,6 +1181,7 @@
       <w:r>
         <w:rPr>
           <w:rFonts w:ascii="宋体" w:hAnsi="宋体" w:eastAsia="宋体"/>
+          <w:color w:val="000000"/>
         </w:rPr>
         <w:t xml:space="preserve">统一使用 uv 管理环境，确保项目可复现。</w:t>
       </w:r>
@@ -1130,6 +1199,7 @@
       <w:r>
         <w:rPr>
           <w:rFonts w:ascii="宋体" w:hAnsi="宋体" w:eastAsia="宋体"/>
+          <w:color w:val="000000"/>
         </w:rPr>
         <w:t xml:space="preserve">通过清晰接口支持不同数据集、不同模型和不同实验配置。</w:t>
       </w:r>
@@ -1147,6 +1217,7 @@
       <w:r>
         <w:rPr>
           <w:rFonts w:ascii="宋体" w:hAnsi="宋体" w:eastAsia="宋体"/>
+          <w:color w:val="000000"/>
         </w:rPr>
         <w:t xml:space="preserve">输出完整的课程文档、测试计划和答辩材料。</w:t>
       </w:r>
@@ -1161,6 +1232,7 @@
       <w:r>
         <w:rPr>
           <w:rFonts w:ascii="宋体" w:hAnsi="宋体" w:eastAsia="宋体"/>
+          <w:color w:val="000000"/>
         </w:rPr>
         <w:t xml:space="preserve">4. 用户角色分析</w:t>
       </w:r>
@@ -1174,6 +1246,7 @@
       <w:r>
         <w:rPr>
           <w:rFonts w:ascii="宋体" w:hAnsi="宋体" w:eastAsia="宋体"/>
+          <w:color w:val="000000"/>
         </w:rPr>
         <w:t xml:space="preserve">本项目不是面向大规模商业部署的 Web 系统，因此角色主要围绕课程项目和实验使用场景定义。</w:t>
       </w:r>
@@ -1208,6 +1281,7 @@
               <w:rPr>
                 <w:rFonts w:ascii="宋体" w:hAnsi="宋体" w:eastAsia="宋体"/>
                 <w:b/>
+                <w:color w:val="000000"/>
                 <w:sz w:val="21"/>
               </w:rPr>
               <w:t xml:space="preserve">角色</w:t>
@@ -1228,6 +1302,7 @@
               <w:rPr>
                 <w:rFonts w:ascii="宋体" w:hAnsi="宋体" w:eastAsia="宋体"/>
                 <w:b/>
+                <w:color w:val="000000"/>
                 <w:sz w:val="21"/>
               </w:rPr>
               <w:t xml:space="preserve">关注点</w:t>
@@ -1248,6 +1323,7 @@
               <w:rPr>
                 <w:rFonts w:ascii="宋体" w:hAnsi="宋体" w:eastAsia="宋体"/>
                 <w:b/>
+                <w:color w:val="000000"/>
                 <w:sz w:val="21"/>
               </w:rPr>
               <w:t xml:space="preserve">典型操作</w:t>
@@ -1266,6 +1342,7 @@
             <w:r>
               <w:rPr>
                 <w:rFonts w:ascii="宋体" w:hAnsi="宋体" w:eastAsia="宋体"/>
+                <w:color w:val="000000"/>
                 <w:sz w:val="21"/>
               </w:rPr>
               <w:t xml:space="preserve">开发者</w:t>
@@ -1282,6 +1359,7 @@
             <w:r>
               <w:rPr>
                 <w:rFonts w:ascii="宋体" w:hAnsi="宋体" w:eastAsia="宋体"/>
+                <w:color w:val="000000"/>
                 <w:sz w:val="21"/>
               </w:rPr>
               <w:t xml:space="preserve">模块接口、代码结构、扩展能力</w:t>
@@ -1298,6 +1376,7 @@
             <w:r>
               <w:rPr>
                 <w:rFonts w:ascii="宋体" w:hAnsi="宋体" w:eastAsia="宋体"/>
+                <w:color w:val="000000"/>
                 <w:sz w:val="21"/>
               </w:rPr>
               <w:t xml:space="preserve">接入新模型、修改预处理、增加指标</w:t>
@@ -1316,6 +1395,7 @@
             <w:r>
               <w:rPr>
                 <w:rFonts w:ascii="宋体" w:hAnsi="宋体" w:eastAsia="宋体"/>
+                <w:color w:val="000000"/>
                 <w:sz w:val="21"/>
               </w:rPr>
               <w:t xml:space="preserve">测试人员</w:t>
@@ -1332,6 +1412,7 @@
             <w:r>
               <w:rPr>
                 <w:rFonts w:ascii="宋体" w:hAnsi="宋体" w:eastAsia="宋体"/>
+                <w:color w:val="000000"/>
                 <w:sz w:val="21"/>
               </w:rPr>
               <w:t xml:space="preserve">功能正确性、数据链路、结果可导出</w:t>
@@ -1348,6 +1429,7 @@
             <w:r>
               <w:rPr>
                 <w:rFonts w:ascii="宋体" w:hAnsi="宋体" w:eastAsia="宋体"/>
+                <w:color w:val="000000"/>
                 <w:sz w:val="21"/>
               </w:rPr>
               <w:t xml:space="preserve">执行单元测试、集成测试、确认测试</w:t>
@@ -1366,6 +1448,7 @@
             <w:r>
               <w:rPr>
                 <w:rFonts w:ascii="宋体" w:hAnsi="宋体" w:eastAsia="宋体"/>
+                <w:color w:val="000000"/>
                 <w:sz w:val="21"/>
               </w:rPr>
               <w:t xml:space="preserve">实验使用者</w:t>
@@ -1382,6 +1465,7 @@
             <w:r>
               <w:rPr>
                 <w:rFonts w:ascii="宋体" w:hAnsi="宋体" w:eastAsia="宋体"/>
+                <w:color w:val="000000"/>
                 <w:sz w:val="21"/>
               </w:rPr>
               <w:t xml:space="preserve">训练配置、实验记录、图表输出</w:t>
@@ -1398,6 +1482,7 @@
             <w:r>
               <w:rPr>
                 <w:rFonts w:ascii="宋体" w:hAnsi="宋体" w:eastAsia="宋体"/>
+                <w:color w:val="000000"/>
                 <w:sz w:val="21"/>
               </w:rPr>
               <w:t xml:space="preserve">选择数据集、配置模型、查看结果</w:t>
@@ -1416,6 +1501,7 @@
             <w:r>
               <w:rPr>
                 <w:rFonts w:ascii="宋体" w:hAnsi="宋体" w:eastAsia="宋体"/>
+                <w:color w:val="000000"/>
                 <w:sz w:val="21"/>
               </w:rPr>
               <w:t xml:space="preserve">课程评审人员</w:t>
@@ -1432,6 +1518,7 @@
             <w:r>
               <w:rPr>
                 <w:rFonts w:ascii="宋体" w:hAnsi="宋体" w:eastAsia="宋体"/>
+                <w:color w:val="000000"/>
                 <w:sz w:val="21"/>
               </w:rPr>
               <w:t xml:space="preserve">项目完整度、规范性、可演示性</w:t>
@@ -1448,6 +1535,7 @@
             <w:r>
               <w:rPr>
                 <w:rFonts w:ascii="宋体" w:hAnsi="宋体" w:eastAsia="宋体"/>
+                <w:color w:val="000000"/>
                 <w:sz w:val="21"/>
               </w:rPr>
               <w:t xml:space="preserve">查看文档、运行示例、检查结果展示</w:t>
@@ -1465,6 +1553,7 @@
       <w:r>
         <w:rPr>
           <w:rFonts w:ascii="宋体" w:hAnsi="宋体" w:eastAsia="宋体"/>
+          <w:color w:val="000000"/>
         </w:rPr>
         <w:t xml:space="preserve">5. 业务场景描述</w:t>
       </w:r>
@@ -1477,6 +1566,7 @@
       <w:r>
         <w:rPr>
           <w:rFonts w:ascii="宋体" w:hAnsi="宋体" w:eastAsia="宋体"/>
+          <w:color w:val="000000"/>
         </w:rPr>
         <w:t xml:space="preserve">5.1 场景一：真实数据导入与检查</w:t>
       </w:r>
@@ -1490,6 +1580,7 @@
       <w:r>
         <w:rPr>
           <w:rFonts w:ascii="宋体" w:hAnsi="宋体" w:eastAsia="宋体"/>
+          <w:color w:val="000000"/>
         </w:rPr>
         <w:t xml:space="preserve">实验使用者提供 XJTU-SY 或 PHM2012 / FEMTO 的本地目录，系统需要识别数据实体、加载振动与温度通道，并提供基础的数据有效性检查。</w:t>
       </w:r>
@@ -1503,6 +1594,7 @@
       <w:r>
         <w:rPr>
           <w:rFonts w:ascii="宋体" w:hAnsi="宋体" w:eastAsia="宋体"/>
+          <w:color w:val="000000"/>
         </w:rPr>
         <w:t xml:space="preserve">5.2 场景二：构建训练样本</w:t>
       </w:r>
@@ -1516,6 +1608,7 @@
       <w:r>
         <w:rPr>
           <w:rFonts w:ascii="宋体" w:hAnsi="宋体" w:eastAsia="宋体"/>
+          <w:color w:val="000000"/>
         </w:rPr>
         <w:t xml:space="preserve">使用者选择预处理策略、窗口长度、步长和标签构造方式，系统根据实体数据构建 RUL 回归、退化阶段标注或健康指标预测数据集。</w:t>
       </w:r>
@@ -1529,6 +1622,7 @@
       <w:r>
         <w:rPr>
           <w:rFonts w:ascii="宋体" w:hAnsi="宋体" w:eastAsia="宋体"/>
+          <w:color w:val="000000"/>
         </w:rPr>
         <w:t xml:space="preserve">5.3 场景三：训练模型并监控过程</w:t>
       </w:r>
@@ -1542,6 +1636,7 @@
       <w:r>
         <w:rPr>
           <w:rFonts w:ascii="宋体" w:hAnsi="宋体" w:eastAsia="宋体"/>
+          <w:color w:val="000000"/>
         </w:rPr>
         <w:t xml:space="preserve">使用者选择 CNN、RNN、Transformer 等模型和训练参数，系统执行训练过程，并通过回调完成早停、TensorBoard 记录、梯度异常监控和实验配置保存。</w:t>
       </w:r>
@@ -1555,6 +1650,7 @@
       <w:r>
         <w:rPr>
           <w:rFonts w:ascii="宋体" w:hAnsi="宋体" w:eastAsia="宋体"/>
+          <w:color w:val="000000"/>
         </w:rPr>
         <w:t xml:space="preserve">5.4 场景四：评估与结果展示</w:t>
       </w:r>
@@ -1568,6 +1664,7 @@
       <w:r>
         <w:rPr>
           <w:rFonts w:ascii="宋体" w:hAnsi="宋体" w:eastAsia="宋体"/>
+          <w:color w:val="000000"/>
         </w:rPr>
         <w:t xml:space="preserve">训练完成后，系统输出 MAE、RMSE、PHM2012 Score、PHM/RUL 非对称惩罚 Score 等指标，并生成预测曲线、阶段图、误差分布图、RUL 曲线或注意力热图，供结果分析和答辩展示。</w:t>
       </w:r>
@@ -1582,6 +1679,7 @@
       <w:r>
         <w:rPr>
           <w:rFonts w:ascii="宋体" w:hAnsi="宋体" w:eastAsia="宋体"/>
+          <w:color w:val="000000"/>
         </w:rPr>
         <w:t xml:space="preserve">6. 总体需求概述</w:t>
       </w:r>
@@ -1595,6 +1693,7 @@
       <w:r>
         <w:rPr>
           <w:rFonts w:ascii="宋体" w:hAnsi="宋体" w:eastAsia="宋体"/>
+          <w:color w:val="000000"/>
         </w:rPr>
         <w:t xml:space="preserve">为保证文档和实现的一致性，系统需求统一拆分为五类模块需求。</w:t>
       </w:r>
@@ -1629,6 +1728,7 @@
               <w:rPr>
                 <w:rFonts w:ascii="宋体" w:hAnsi="宋体" w:eastAsia="宋体"/>
                 <w:b/>
+                <w:color w:val="000000"/>
                 <w:sz w:val="21"/>
               </w:rPr>
               <w:t xml:space="preserve">模块编号</w:t>
@@ -1649,6 +1749,7 @@
               <w:rPr>
                 <w:rFonts w:ascii="宋体" w:hAnsi="宋体" w:eastAsia="宋体"/>
                 <w:b/>
+                <w:color w:val="000000"/>
                 <w:sz w:val="21"/>
               </w:rPr>
               <w:t xml:space="preserve">模块名称</w:t>
@@ -1669,6 +1770,7 @@
               <w:rPr>
                 <w:rFonts w:ascii="宋体" w:hAnsi="宋体" w:eastAsia="宋体"/>
                 <w:b/>
+                <w:color w:val="000000"/>
                 <w:sz w:val="21"/>
               </w:rPr>
               <w:t xml:space="preserve">总体目标</w:t>
@@ -1687,6 +1789,7 @@
             <w:r>
               <w:rPr>
                 <w:rFonts w:ascii="宋体" w:hAnsi="宋体" w:eastAsia="宋体"/>
+                <w:color w:val="000000"/>
                 <w:sz w:val="21"/>
               </w:rPr>
               <w:t xml:space="preserve">M1</w:t>
@@ -1703,6 +1806,7 @@
             <w:r>
               <w:rPr>
                 <w:rFonts w:ascii="宋体" w:hAnsi="宋体" w:eastAsia="宋体"/>
+                <w:color w:val="000000"/>
                 <w:sz w:val="21"/>
               </w:rPr>
               <w:t xml:space="preserve">数据接入与管理</w:t>
@@ -1719,6 +1823,7 @@
             <w:r>
               <w:rPr>
                 <w:rFonts w:ascii="宋体" w:hAnsi="宋体" w:eastAsia="宋体"/>
+                <w:color w:val="000000"/>
                 <w:sz w:val="21"/>
               </w:rPr>
               <w:t xml:space="preserve">让真实数据可稳定导入、可统一抽象、可导出复用</w:t>
@@ -1737,6 +1842,7 @@
             <w:r>
               <w:rPr>
                 <w:rFonts w:ascii="宋体" w:hAnsi="宋体" w:eastAsia="宋体"/>
+                <w:color w:val="000000"/>
                 <w:sz w:val="21"/>
               </w:rPr>
               <w:t xml:space="preserve">M2</w:t>
@@ -1753,6 +1859,7 @@
             <w:r>
               <w:rPr>
                 <w:rFonts w:ascii="宋体" w:hAnsi="宋体" w:eastAsia="宋体"/>
+                <w:color w:val="000000"/>
                 <w:sz w:val="21"/>
               </w:rPr>
               <w:t xml:space="preserve">预处理与特征工程</w:t>
@@ -1769,6 +1876,7 @@
             <w:r>
               <w:rPr>
                 <w:rFonts w:ascii="宋体" w:hAnsi="宋体" w:eastAsia="宋体"/>
+                <w:color w:val="000000"/>
                 <w:sz w:val="21"/>
               </w:rPr>
               <w:t xml:space="preserve">为不同模型提供可复用的输入构造能力</w:t>
@@ -1787,6 +1895,7 @@
             <w:r>
               <w:rPr>
                 <w:rFonts w:ascii="宋体" w:hAnsi="宋体" w:eastAsia="宋体"/>
+                <w:color w:val="000000"/>
                 <w:sz w:val="21"/>
               </w:rPr>
               <w:t xml:space="preserve">M3</w:t>
@@ -1803,6 +1912,7 @@
             <w:r>
               <w:rPr>
                 <w:rFonts w:ascii="宋体" w:hAnsi="宋体" w:eastAsia="宋体"/>
+                <w:color w:val="000000"/>
                 <w:sz w:val="21"/>
               </w:rPr>
               <w:t xml:space="preserve">退化阶段划分与标签构造</w:t>
@@ -1819,6 +1929,7 @@
             <w:r>
               <w:rPr>
                 <w:rFonts w:ascii="宋体" w:hAnsi="宋体" w:eastAsia="宋体"/>
+                <w:color w:val="000000"/>
                 <w:sz w:val="21"/>
               </w:rPr>
               <w:t xml:space="preserve">支持多任务训练的标签生成和阶段识别</w:t>
@@ -1837,6 +1948,7 @@
             <w:r>
               <w:rPr>
                 <w:rFonts w:ascii="宋体" w:hAnsi="宋体" w:eastAsia="宋体"/>
+                <w:color w:val="000000"/>
                 <w:sz w:val="21"/>
               </w:rPr>
               <w:t xml:space="preserve">M4</w:t>
@@ -1853,6 +1965,7 @@
             <w:r>
               <w:rPr>
                 <w:rFonts w:ascii="宋体" w:hAnsi="宋体" w:eastAsia="宋体"/>
+                <w:color w:val="000000"/>
                 <w:sz w:val="21"/>
               </w:rPr>
               <w:t xml:space="preserve">模型训练与预测</w:t>
@@ -1869,6 +1982,7 @@
             <w:r>
               <w:rPr>
                 <w:rFonts w:ascii="宋体" w:hAnsi="宋体" w:eastAsia="宋体"/>
+                <w:color w:val="000000"/>
                 <w:sz w:val="21"/>
               </w:rPr>
               <w:t xml:space="preserve">支持多模型训练、预测模式和过程监控</w:t>
@@ -1887,6 +2001,7 @@
             <w:r>
               <w:rPr>
                 <w:rFonts w:ascii="宋体" w:hAnsi="宋体" w:eastAsia="宋体"/>
+                <w:color w:val="000000"/>
                 <w:sz w:val="21"/>
               </w:rPr>
               <w:t xml:space="preserve">M5</w:t>
@@ -1903,6 +2018,7 @@
             <w:r>
               <w:rPr>
                 <w:rFonts w:ascii="宋体" w:hAnsi="宋体" w:eastAsia="宋体"/>
+                <w:color w:val="000000"/>
                 <w:sz w:val="21"/>
               </w:rPr>
               <w:t xml:space="preserve">评估、可视化与实验管理</w:t>
@@ -1919,6 +2035,7 @@
             <w:r>
               <w:rPr>
                 <w:rFonts w:ascii="宋体" w:hAnsi="宋体" w:eastAsia="宋体"/>
+                <w:color w:val="000000"/>
                 <w:sz w:val="21"/>
               </w:rPr>
               <w:t xml:space="preserve">支持结果衡量、图表展示和实验复现</w:t>
@@ -1935,6 +2052,7 @@
       <w:r>
         <w:rPr>
           <w:rFonts w:ascii="宋体" w:hAnsi="宋体" w:eastAsia="宋体"/>
+          <w:color w:val="000000"/>
         </w:rPr>
         <w:t xml:space="preserve">6.1 典型业务流程细化</w:t>
       </w:r>
@@ -1974,6 +2092,7 @@
               <w:rPr>
                 <w:rFonts w:ascii="宋体" w:hAnsi="宋体" w:eastAsia="宋体"/>
                 <w:b/>
+                <w:color w:val="000000"/>
                 <w:sz w:val="21"/>
               </w:rPr>
               <w:t xml:space="preserve">流程</w:t>
@@ -1994,6 +2113,7 @@
               <w:rPr>
                 <w:rFonts w:ascii="宋体" w:hAnsi="宋体" w:eastAsia="宋体"/>
                 <w:b/>
+                <w:color w:val="000000"/>
                 <w:sz w:val="21"/>
               </w:rPr>
               <w:t xml:space="preserve">用户操作</w:t>
@@ -2014,6 +2134,7 @@
               <w:rPr>
                 <w:rFonts w:ascii="宋体" w:hAnsi="宋体" w:eastAsia="宋体"/>
                 <w:b/>
+                <w:color w:val="000000"/>
                 <w:sz w:val="21"/>
               </w:rPr>
               <w:t xml:space="preserve">系统响应</w:t>
@@ -2034,6 +2155,7 @@
               <w:rPr>
                 <w:rFonts w:ascii="宋体" w:hAnsi="宋体" w:eastAsia="宋体"/>
                 <w:b/>
+                <w:color w:val="000000"/>
                 <w:sz w:val="21"/>
               </w:rPr>
               <w:t xml:space="preserve">验收关注点</w:t>
@@ -2052,6 +2174,7 @@
             <w:r>
               <w:rPr>
                 <w:rFonts w:ascii="宋体" w:hAnsi="宋体" w:eastAsia="宋体"/>
+                <w:color w:val="000000"/>
                 <w:sz w:val="21"/>
               </w:rPr>
               <w:t xml:space="preserve">数据接入</w:t>
@@ -2068,6 +2191,7 @@
             <w:r>
               <w:rPr>
                 <w:rFonts w:ascii="宋体" w:hAnsi="宋体" w:eastAsia="宋体"/>
+                <w:color w:val="000000"/>
                 <w:sz w:val="21"/>
               </w:rPr>
               <w:t xml:space="preserve">指定 XJTU-SY 或 PHM2012 本地目录</w:t>
@@ -2084,6 +2208,7 @@
             <w:r>
               <w:rPr>
                 <w:rFonts w:ascii="宋体" w:hAnsi="宋体" w:eastAsia="宋体"/>
+                <w:color w:val="000000"/>
                 <w:sz w:val="21"/>
               </w:rPr>
               <w:t xml:space="preserve">系统识别工况、轴承编号、通道和快照顺序</w:t>
@@ -2100,6 +2225,7 @@
             <w:r>
               <w:rPr>
                 <w:rFonts w:ascii="宋体" w:hAnsi="宋体" w:eastAsia="宋体"/>
+                <w:color w:val="000000"/>
                 <w:sz w:val="21"/>
               </w:rPr>
               <w:t xml:space="preserve">目录缺失时给出明确错误；加载后样本数、通道数和时间顺序正确</w:t>
@@ -2118,6 +2244,7 @@
             <w:r>
               <w:rPr>
                 <w:rFonts w:ascii="宋体" w:hAnsi="宋体" w:eastAsia="宋体"/>
+                <w:color w:val="000000"/>
                 <w:sz w:val="21"/>
               </w:rPr>
               <w:t xml:space="preserve">特征分析</w:t>
@@ -2134,6 +2261,7 @@
             <w:r>
               <w:rPr>
                 <w:rFonts w:ascii="宋体" w:hAnsi="宋体" w:eastAsia="宋体"/>
+                <w:color w:val="000000"/>
                 <w:sz w:val="21"/>
               </w:rPr>
               <w:t xml:space="preserve">选择轴承和通道生成特征曲线</w:t>
@@ -2150,6 +2278,7 @@
             <w:r>
               <w:rPr>
                 <w:rFonts w:ascii="宋体" w:hAnsi="宋体" w:eastAsia="宋体"/>
+                <w:color w:val="000000"/>
                 <w:sz w:val="21"/>
               </w:rPr>
               <w:t xml:space="preserve">输出 RMS、峰值、峭度、健康指标等趋势</w:t>
@@ -2166,6 +2295,7 @@
             <w:r>
               <w:rPr>
                 <w:rFonts w:ascii="宋体" w:hAnsi="宋体" w:eastAsia="宋体"/>
+                <w:color w:val="000000"/>
                 <w:sz w:val="21"/>
               </w:rPr>
               <w:t xml:space="preserve">曲线能反映后期振动增强，图表含标题、轴和单位说明</w:t>
@@ -2184,6 +2314,7 @@
             <w:r>
               <w:rPr>
                 <w:rFonts w:ascii="宋体" w:hAnsi="宋体" w:eastAsia="宋体"/>
+                <w:color w:val="000000"/>
                 <w:sz w:val="21"/>
               </w:rPr>
               <w:t xml:space="preserve">RUL 训练</w:t>
@@ -2200,6 +2331,7 @@
             <w:r>
               <w:rPr>
                 <w:rFonts w:ascii="宋体" w:hAnsi="宋体" w:eastAsia="宋体"/>
+                <w:color w:val="000000"/>
                 <w:sz w:val="21"/>
               </w:rPr>
               <w:t xml:space="preserve">选择模型、epoch 和输出目录</w:t>
@@ -2216,6 +2348,7 @@
             <w:r>
               <w:rPr>
                 <w:rFonts w:ascii="宋体" w:hAnsi="宋体" w:eastAsia="宋体"/>
+                <w:color w:val="000000"/>
                 <w:sz w:val="21"/>
               </w:rPr>
               <w:t xml:space="preserve">执行训练并生成 history、metrics、predictions</w:t>
@@ -2232,6 +2365,7 @@
             <w:r>
               <w:rPr>
                 <w:rFonts w:ascii="宋体" w:hAnsi="宋体" w:eastAsia="宋体"/>
+                <w:color w:val="000000"/>
                 <w:sz w:val="21"/>
               </w:rPr>
               <w:t xml:space="preserve">训练过程真实执行，输出文件可追踪</w:t>
@@ -2250,6 +2384,7 @@
             <w:r>
               <w:rPr>
                 <w:rFonts w:ascii="宋体" w:hAnsi="宋体" w:eastAsia="宋体"/>
+                <w:color w:val="000000"/>
                 <w:sz w:val="21"/>
               </w:rPr>
               <w:t xml:space="preserve">论文复现</w:t>
@@ -2266,6 +2401,7 @@
             <w:r>
               <w:rPr>
                 <w:rFonts w:ascii="宋体" w:hAnsi="宋体" w:eastAsia="宋体"/>
+                <w:color w:val="000000"/>
                 <w:sz w:val="21"/>
               </w:rPr>
               <w:t xml:space="preserve">运行指定 notebook 或 workflow</w:t>
@@ -2282,6 +2418,7 @@
             <w:r>
               <w:rPr>
                 <w:rFonts w:ascii="宋体" w:hAnsi="宋体" w:eastAsia="宋体"/>
+                <w:color w:val="000000"/>
                 <w:sz w:val="21"/>
               </w:rPr>
               <w:t xml:space="preserve">生成两个数据集上的对比指标表</w:t>
@@ -2298,6 +2435,7 @@
             <w:r>
               <w:rPr>
                 <w:rFonts w:ascii="宋体" w:hAnsi="宋体" w:eastAsia="宋体"/>
+                <w:color w:val="000000"/>
                 <w:sz w:val="21"/>
               </w:rPr>
               <w:t xml:space="preserve">包含 RMSE、NormalizedRMSE、R2、Score 和 prediction_count</w:t>
@@ -2316,6 +2454,7 @@
             <w:r>
               <w:rPr>
                 <w:rFonts w:ascii="宋体" w:hAnsi="宋体" w:eastAsia="宋体"/>
+                <w:color w:val="000000"/>
                 <w:sz w:val="21"/>
               </w:rPr>
               <w:t xml:space="preserve">结果解释</w:t>
@@ -2332,6 +2471,7 @@
             <w:r>
               <w:rPr>
                 <w:rFonts w:ascii="宋体" w:hAnsi="宋体" w:eastAsia="宋体"/>
+                <w:color w:val="000000"/>
                 <w:sz w:val="21"/>
               </w:rPr>
               <w:t xml:space="preserve">查看指标与曲线</w:t>
@@ -2348,6 +2488,7 @@
             <w:r>
               <w:rPr>
                 <w:rFonts w:ascii="宋体" w:hAnsi="宋体" w:eastAsia="宋体"/>
+                <w:color w:val="000000"/>
                 <w:sz w:val="21"/>
               </w:rPr>
               <w:t xml:space="preserve">系统说明误差、方向偏差和适用边界</w:t>
@@ -2364,6 +2505,7 @@
             <w:r>
               <w:rPr>
                 <w:rFonts w:ascii="宋体" w:hAnsi="宋体" w:eastAsia="宋体"/>
+                <w:color w:val="000000"/>
                 <w:sz w:val="21"/>
               </w:rPr>
               <w:t xml:space="preserve">不把小样本训练结论夸大为工业部署效果</w:t>
@@ -2382,6 +2524,7 @@
       <w:r>
         <w:rPr>
           <w:rFonts w:ascii="宋体" w:hAnsi="宋体" w:eastAsia="宋体"/>
+          <w:color w:val="000000"/>
         </w:rPr>
         <w:t xml:space="preserve">7. 功能需求列表</w:t>
       </w:r>
@@ -2394,6 +2537,7 @@
       <w:r>
         <w:rPr>
           <w:rFonts w:ascii="宋体" w:hAnsi="宋体" w:eastAsia="宋体"/>
+          <w:color w:val="000000"/>
         </w:rPr>
         <w:t xml:space="preserve">7.1 数据接入与管理</w:t>
       </w:r>
@@ -2411,6 +2555,7 @@
       <w:r>
         <w:rPr>
           <w:rFonts w:ascii="宋体" w:hAnsi="宋体" w:eastAsia="宋体"/>
+          <w:color w:val="000000"/>
         </w:rPr>
         <w:t xml:space="preserve">支持 XJTU-SY 和 PHM2012 / FEMTO 数据集目录加载。</w:t>
       </w:r>
@@ -2428,6 +2573,7 @@
       <w:r>
         <w:rPr>
           <w:rFonts w:ascii="宋体" w:hAnsi="宋体" w:eastAsia="宋体"/>
+          <w:color w:val="000000"/>
         </w:rPr>
         <w:t xml:space="preserve">支持将单个轴承实体抽象为统一对象。</w:t>
       </w:r>
@@ -2445,6 +2591,7 @@
       <w:r>
         <w:rPr>
           <w:rFonts w:ascii="宋体" w:hAnsi="宋体" w:eastAsia="宋体"/>
+          <w:color w:val="000000"/>
         </w:rPr>
         <w:t xml:space="preserve">支持 CSV、PKL 等格式导入导出。</w:t>
       </w:r>
@@ -2462,6 +2609,7 @@
       <w:r>
         <w:rPr>
           <w:rFonts w:ascii="宋体" w:hAnsi="宋体" w:eastAsia="宋体"/>
+          <w:color w:val="000000"/>
         </w:rPr>
         <w:t xml:space="preserve">支持记录通道信息、采样率、源文件等元数据。</w:t>
       </w:r>
@@ -2475,6 +2623,7 @@
       <w:r>
         <w:rPr>
           <w:rFonts w:ascii="宋体" w:hAnsi="宋体" w:eastAsia="宋体"/>
+          <w:color w:val="000000"/>
         </w:rPr>
         <w:t xml:space="preserve">7.2 预处理与特征工程</w:t>
       </w:r>
@@ -2492,6 +2641,7 @@
       <w:r>
         <w:rPr>
           <w:rFonts w:ascii="宋体" w:hAnsi="宋体" w:eastAsia="宋体"/>
+          <w:color w:val="000000"/>
         </w:rPr>
         <w:t xml:space="preserve">支持滑动窗口切分。</w:t>
       </w:r>
@@ -2509,6 +2659,7 @@
       <w:r>
         <w:rPr>
           <w:rFonts w:ascii="宋体" w:hAnsi="宋体" w:eastAsia="宋体"/>
+          <w:color w:val="000000"/>
         </w:rPr>
         <w:t xml:space="preserve">支持归一化和标准化。</w:t>
       </w:r>
@@ -2526,6 +2677,7 @@
       <w:r>
         <w:rPr>
           <w:rFonts w:ascii="宋体" w:hAnsi="宋体" w:eastAsia="宋体"/>
+          <w:color w:val="000000"/>
         </w:rPr>
         <w:t xml:space="preserve">支持 RMS、峰值、方差、峭度等时域特征。</w:t>
       </w:r>
@@ -2543,6 +2695,7 @@
       <w:r>
         <w:rPr>
           <w:rFonts w:ascii="宋体" w:hAnsi="宋体" w:eastAsia="宋体"/>
+          <w:color w:val="000000"/>
         </w:rPr>
         <w:t xml:space="preserve">支持 FFT 相关频域特征。</w:t>
       </w:r>
@@ -2560,6 +2713,7 @@
       <w:r>
         <w:rPr>
           <w:rFonts w:ascii="宋体" w:hAnsi="宋体" w:eastAsia="宋体"/>
+          <w:color w:val="000000"/>
         </w:rPr>
         <w:t xml:space="preserve">支持原始序列建模与特征建模两种输入方式。</w:t>
       </w:r>
@@ -2573,6 +2727,7 @@
       <w:r>
         <w:rPr>
           <w:rFonts w:ascii="宋体" w:hAnsi="宋体" w:eastAsia="宋体"/>
+          <w:color w:val="000000"/>
         </w:rPr>
         <w:t xml:space="preserve">7.3 退化分析与标签构造</w:t>
       </w:r>
@@ -2590,6 +2745,7 @@
       <w:r>
         <w:rPr>
           <w:rFonts w:ascii="宋体" w:hAnsi="宋体" w:eastAsia="宋体"/>
+          <w:color w:val="000000"/>
         </w:rPr>
         <w:t xml:space="preserve">支持剩余寿命标签生成。</w:t>
       </w:r>
@@ -2607,6 +2763,7 @@
       <w:r>
         <w:rPr>
           <w:rFonts w:ascii="宋体" w:hAnsi="宋体" w:eastAsia="宋体"/>
+          <w:color w:val="000000"/>
         </w:rPr>
         <w:t xml:space="preserve">支持 3sigma 与 FPT 阶段划分。</w:t>
       </w:r>
@@ -2624,6 +2781,7 @@
       <w:r>
         <w:rPr>
           <w:rFonts w:ascii="宋体" w:hAnsi="宋体" w:eastAsia="宋体"/>
+          <w:color w:val="000000"/>
         </w:rPr>
         <w:t xml:space="preserve">支持健康指标序列标签生成。</w:t>
       </w:r>
@@ -2641,6 +2799,7 @@
       <w:r>
         <w:rPr>
           <w:rFonts w:ascii="宋体" w:hAnsi="宋体" w:eastAsia="宋体"/>
+          <w:color w:val="000000"/>
         </w:rPr>
         <w:t xml:space="preserve">支持为不同任务返回统一数据集对象。</w:t>
       </w:r>
@@ -2654,6 +2813,7 @@
       <w:r>
         <w:rPr>
           <w:rFonts w:ascii="宋体" w:hAnsi="宋体" w:eastAsia="宋体"/>
+          <w:color w:val="000000"/>
         </w:rPr>
         <w:t xml:space="preserve">7.4 模型训练与预测</w:t>
       </w:r>
@@ -2671,6 +2831,7 @@
       <w:r>
         <w:rPr>
           <w:rFonts w:ascii="宋体" w:hAnsi="宋体" w:eastAsia="宋体"/>
+          <w:color w:val="000000"/>
         </w:rPr>
         <w:t xml:space="preserve">支持 CNN、RNN、Transformer、MLP 等模型。</w:t>
       </w:r>
@@ -2688,6 +2849,7 @@
       <w:r>
         <w:rPr>
           <w:rFonts w:ascii="宋体" w:hAnsi="宋体" w:eastAsia="宋体"/>
+          <w:color w:val="000000"/>
         </w:rPr>
         <w:t xml:space="preserve">支持端到端预测、单步滚动预测和多步滚动预测。</w:t>
       </w:r>
@@ -2705,6 +2867,7 @@
       <w:r>
         <w:rPr>
           <w:rFonts w:ascii="宋体" w:hAnsi="宋体" w:eastAsia="宋体"/>
+          <w:color w:val="000000"/>
         </w:rPr>
         <w:t xml:space="preserve">支持不确定性估计。</w:t>
       </w:r>
@@ -2722,6 +2885,7 @@
       <w:r>
         <w:rPr>
           <w:rFonts w:ascii="宋体" w:hAnsi="宋体" w:eastAsia="宋体"/>
+          <w:color w:val="000000"/>
         </w:rPr>
         <w:t xml:space="preserve">支持自定义 Epoch 回调。</w:t>
       </w:r>
@@ -2739,6 +2903,7 @@
       <w:r>
         <w:rPr>
           <w:rFonts w:ascii="宋体" w:hAnsi="宋体" w:eastAsia="宋体"/>
+          <w:color w:val="000000"/>
         </w:rPr>
         <w:t xml:space="preserve">支持 EarlyStopping、TensorBoard、梯度报警等内置回调。</w:t>
       </w:r>
@@ -2752,6 +2917,7 @@
       <w:r>
         <w:rPr>
           <w:rFonts w:ascii="宋体" w:hAnsi="宋体" w:eastAsia="宋体"/>
+          <w:color w:val="000000"/>
         </w:rPr>
         <w:t xml:space="preserve">7.5 评估、可视化与实验管理</w:t>
       </w:r>
@@ -2769,6 +2935,7 @@
       <w:r>
         <w:rPr>
           <w:rFonts w:ascii="宋体" w:hAnsi="宋体" w:eastAsia="宋体"/>
+          <w:color w:val="000000"/>
         </w:rPr>
         <w:t xml:space="preserve">支持 MAE、MSE、RMSE、MAPE、PHM2012 Score、PHM/RUL 非对称惩罚 Score 等指标。</w:t>
       </w:r>
@@ -2786,6 +2953,7 @@
       <w:r>
         <w:rPr>
           <w:rFonts w:ascii="宋体" w:hAnsi="宋体" w:eastAsia="宋体"/>
+          <w:color w:val="000000"/>
         </w:rPr>
         <w:t xml:space="preserve">支持误差分布图、退化阶段图、预测曲线、注意力热图。</w:t>
       </w:r>
@@ -2803,6 +2971,7 @@
       <w:r>
         <w:rPr>
           <w:rFonts w:ascii="宋体" w:hAnsi="宋体" w:eastAsia="宋体"/>
+          <w:color w:val="000000"/>
         </w:rPr>
         <w:t xml:space="preserve">支持实验配置、历史记录、预测结果和模型检查点导出。</w:t>
       </w:r>
@@ -2820,6 +2989,7 @@
       <w:r>
         <w:rPr>
           <w:rFonts w:ascii="宋体" w:hAnsi="宋体" w:eastAsia="宋体"/>
+          <w:color w:val="000000"/>
         </w:rPr>
         <w:t xml:space="preserve">支持 TensorBoard 日志输出。</w:t>
       </w:r>
@@ -2834,6 +3004,7 @@
       <w:r>
         <w:rPr>
           <w:rFonts w:ascii="宋体" w:hAnsi="宋体" w:eastAsia="宋体"/>
+          <w:color w:val="000000"/>
         </w:rPr>
         <w:t xml:space="preserve">8. 非功能需求列表</w:t>
       </w:r>
@@ -2846,6 +3017,7 @@
       <w:r>
         <w:rPr>
           <w:rFonts w:ascii="宋体" w:hAnsi="宋体" w:eastAsia="宋体"/>
+          <w:color w:val="000000"/>
         </w:rPr>
         <w:t xml:space="preserve">8.1 可用性</w:t>
       </w:r>
@@ -2859,30 +3031,35 @@
       <w:r>
         <w:rPr>
           <w:rFonts w:ascii="宋体" w:hAnsi="宋体" w:eastAsia="宋体"/>
+          <w:color w:val="000000"/>
         </w:rPr>
         <w:t xml:space="preserve">系统应提供清晰的 API 调用方式和示例，使实验使用者可以按照</w:t>
       </w:r>
       <w:r>
         <w:rPr>
           <w:rFonts w:ascii="宋体" w:hAnsi="宋体" w:eastAsia="宋体"/>
+          <w:color w:val="000000"/>
         </w:rPr>
         <w:t xml:space="preserve">“</w:t>
       </w:r>
       <w:r>
         <w:rPr>
           <w:rFonts w:ascii="宋体" w:hAnsi="宋体" w:eastAsia="宋体"/>
+          <w:color w:val="000000"/>
         </w:rPr>
         <w:t xml:space="preserve">加载数据、构建样本、训练模型、测试评估</w:t>
       </w:r>
       <w:r>
         <w:rPr>
           <w:rFonts w:ascii="宋体" w:hAnsi="宋体" w:eastAsia="宋体"/>
+          <w:color w:val="000000"/>
         </w:rPr>
         <w:t xml:space="preserve">”</w:t>
       </w:r>
       <w:r>
         <w:rPr>
           <w:rFonts w:ascii="宋体" w:hAnsi="宋体" w:eastAsia="宋体"/>
+          <w:color w:val="000000"/>
         </w:rPr>
         <w:t xml:space="preserve">的流程快速完成一次实验。</w:t>
       </w:r>
@@ -2896,6 +3073,7 @@
       <w:r>
         <w:rPr>
           <w:rFonts w:ascii="宋体" w:hAnsi="宋体" w:eastAsia="宋体"/>
+          <w:color w:val="000000"/>
         </w:rPr>
         <w:t xml:space="preserve">8.2 可维护性</w:t>
       </w:r>
@@ -2909,6 +3087,7 @@
       <w:r>
         <w:rPr>
           <w:rFonts w:ascii="宋体" w:hAnsi="宋体" w:eastAsia="宋体"/>
+          <w:color w:val="000000"/>
         </w:rPr>
         <w:t xml:space="preserve">系统应采用模块化目录结构，模块之间通过清晰接口协作，新模型或新预处理方法应能在不破坏主流程的前提下接入。</w:t>
       </w:r>
@@ -2922,6 +3101,7 @@
       <w:r>
         <w:rPr>
           <w:rFonts w:ascii="宋体" w:hAnsi="宋体" w:eastAsia="宋体"/>
+          <w:color w:val="000000"/>
         </w:rPr>
         <w:t xml:space="preserve">8.3 可复现性</w:t>
       </w:r>
@@ -2935,6 +3115,7 @@
       <w:r>
         <w:rPr>
           <w:rFonts w:ascii="宋体" w:hAnsi="宋体" w:eastAsia="宋体"/>
+          <w:color w:val="000000"/>
         </w:rPr>
         <w:t xml:space="preserve">系统应保存训练配置、超参数、训练历史和结果文件，以便在不同机器或不同时间复现实验结果。</w:t>
       </w:r>
@@ -2948,6 +3129,7 @@
       <w:r>
         <w:rPr>
           <w:rFonts w:ascii="宋体" w:hAnsi="宋体" w:eastAsia="宋体"/>
+          <w:color w:val="000000"/>
         </w:rPr>
         <w:t xml:space="preserve">8.4 可测试性</w:t>
       </w:r>
@@ -2961,6 +3143,7 @@
       <w:r>
         <w:rPr>
           <w:rFonts w:ascii="宋体" w:hAnsi="宋体" w:eastAsia="宋体"/>
+          <w:color w:val="000000"/>
         </w:rPr>
         <w:t xml:space="preserve">系统的核心模块应具备可单测、可集成测试的结构，不依赖隐式全局状态。</w:t>
       </w:r>
@@ -2974,6 +3157,7 @@
       <w:r>
         <w:rPr>
           <w:rFonts w:ascii="宋体" w:hAnsi="宋体" w:eastAsia="宋体"/>
+          <w:color w:val="000000"/>
         </w:rPr>
         <w:t xml:space="preserve">8.5 性能与资源约束</w:t>
       </w:r>
@@ -2987,6 +3171,7 @@
       <w:r>
         <w:rPr>
           <w:rFonts w:ascii="宋体" w:hAnsi="宋体" w:eastAsia="宋体"/>
+          <w:color w:val="000000"/>
         </w:rPr>
         <w:t xml:space="preserve">在课程项目环境下，应保证小规模样本训练和测试能够在个人开发设备上完成，不以大规模 GPU 集群为前提。</w:t>
       </w:r>
@@ -3001,6 +3186,7 @@
       <w:r>
         <w:rPr>
           <w:rFonts w:ascii="宋体" w:hAnsi="宋体" w:eastAsia="宋体"/>
+          <w:color w:val="000000"/>
         </w:rPr>
         <w:t xml:space="preserve">9. 数据需求</w:t>
       </w:r>
@@ -3018,6 +3204,7 @@
       <w:r>
         <w:rPr>
           <w:rFonts w:ascii="宋体" w:hAnsi="宋体" w:eastAsia="宋体"/>
+          <w:color w:val="000000"/>
         </w:rPr>
         <w:t xml:space="preserve">输入数据以轴承振动信号为主，可包含温度通道。</w:t>
       </w:r>
@@ -3035,6 +3222,7 @@
       <w:r>
         <w:rPr>
           <w:rFonts w:ascii="宋体" w:hAnsi="宋体" w:eastAsia="宋体"/>
+          <w:color w:val="000000"/>
         </w:rPr>
         <w:t xml:space="preserve">数据组织形式应兼容多层目录、压缩包解压目录和本地缓存目录。</w:t>
       </w:r>
@@ -3052,6 +3240,7 @@
       <w:r>
         <w:rPr>
           <w:rFonts w:ascii="宋体" w:hAnsi="宋体" w:eastAsia="宋体"/>
+          <w:color w:val="000000"/>
         </w:rPr>
         <w:t xml:space="preserve">数据标签既包括真实时间序列位置，也包括系统构造的 RUL、阶段标签和健康指标。</w:t>
       </w:r>
@@ -3069,6 +3258,7 @@
       <w:r>
         <w:rPr>
           <w:rFonts w:ascii="宋体" w:hAnsi="宋体" w:eastAsia="宋体"/>
+          <w:color w:val="000000"/>
         </w:rPr>
         <w:t xml:space="preserve">数据输出至少支持 CSV 和 PKL 两种格式，便于查看和后续分析。</w:t>
       </w:r>
@@ -3082,6 +3272,7 @@
       <w:r>
         <w:rPr>
           <w:rFonts w:ascii="宋体" w:hAnsi="宋体" w:eastAsia="宋体"/>
+          <w:color w:val="000000"/>
         </w:rPr>
         <w:t xml:space="preserve">10. 运行环境需求</w:t>
       </w:r>
@@ -3116,6 +3307,7 @@
               <w:rPr>
                 <w:rFonts w:ascii="宋体" w:hAnsi="宋体" w:eastAsia="宋体"/>
                 <w:b/>
+                <w:color w:val="000000"/>
                 <w:sz w:val="21"/>
               </w:rPr>
               <w:t xml:space="preserve">项目</w:t>
@@ -3136,6 +3328,7 @@
               <w:rPr>
                 <w:rFonts w:ascii="宋体" w:hAnsi="宋体" w:eastAsia="宋体"/>
                 <w:b/>
+                <w:color w:val="000000"/>
                 <w:sz w:val="21"/>
               </w:rPr>
               <w:t xml:space="preserve">要求</w:t>
@@ -3154,6 +3347,7 @@
             <w:r>
               <w:rPr>
                 <w:rFonts w:ascii="宋体" w:hAnsi="宋体" w:eastAsia="宋体"/>
+                <w:color w:val="000000"/>
                 <w:sz w:val="21"/>
               </w:rPr>
               <w:t xml:space="preserve">操作系统</w:t>
@@ -3170,6 +3364,7 @@
             <w:r>
               <w:rPr>
                 <w:rFonts w:ascii="宋体" w:hAnsi="宋体" w:eastAsia="宋体"/>
+                <w:color w:val="000000"/>
                 <w:sz w:val="21"/>
               </w:rPr>
               <w:t xml:space="preserve">macOS、Linux、Windows 之一</w:t>
@@ -3188,6 +3383,7 @@
             <w:r>
               <w:rPr>
                 <w:rFonts w:ascii="宋体" w:hAnsi="宋体" w:eastAsia="宋体"/>
+                <w:color w:val="000000"/>
                 <w:sz w:val="21"/>
               </w:rPr>
               <w:t xml:space="preserve">Python</w:t>
@@ -3204,6 +3400,7 @@
             <w:r>
               <w:rPr>
                 <w:rFonts w:ascii="宋体" w:hAnsi="宋体" w:eastAsia="宋体"/>
+                <w:color w:val="000000"/>
                 <w:sz w:val="21"/>
               </w:rPr>
               <w:t xml:space="preserve">3.11 及以上</w:t>
@@ -3222,6 +3419,7 @@
             <w:r>
               <w:rPr>
                 <w:rFonts w:ascii="宋体" w:hAnsi="宋体" w:eastAsia="宋体"/>
+                <w:color w:val="000000"/>
                 <w:sz w:val="21"/>
               </w:rPr>
               <w:t xml:space="preserve">环境管理</w:t>
@@ -3238,6 +3436,7 @@
             <w:r>
               <w:rPr>
                 <w:rFonts w:ascii="宋体" w:hAnsi="宋体" w:eastAsia="宋体"/>
+                <w:color w:val="000000"/>
                 <w:sz w:val="21"/>
               </w:rPr>
               <w:t xml:space="preserve">uv</w:t>
@@ -3256,6 +3455,7 @@
             <w:r>
               <w:rPr>
                 <w:rFonts w:ascii="宋体" w:hAnsi="宋体" w:eastAsia="宋体"/>
+                <w:color w:val="000000"/>
                 <w:sz w:val="21"/>
               </w:rPr>
               <w:t xml:space="preserve">核心依赖</w:t>
@@ -3272,6 +3472,7 @@
             <w:r>
               <w:rPr>
                 <w:rFonts w:ascii="宋体" w:hAnsi="宋体" w:eastAsia="宋体"/>
+                <w:color w:val="000000"/>
                 <w:sz w:val="21"/>
               </w:rPr>
               <w:t xml:space="preserve">numpy、pandas、scikit-learn、torch、matplotlib、seaborn、tensorboard</w:t>
@@ -3290,6 +3491,7 @@
             <w:r>
               <w:rPr>
                 <w:rFonts w:ascii="宋体" w:hAnsi="宋体" w:eastAsia="宋体"/>
+                <w:color w:val="000000"/>
                 <w:sz w:val="21"/>
               </w:rPr>
               <w:t xml:space="preserve">开发工具</w:t>
@@ -3306,6 +3508,7 @@
             <w:r>
               <w:rPr>
                 <w:rFonts w:ascii="宋体" w:hAnsi="宋体" w:eastAsia="宋体"/>
+                <w:color w:val="000000"/>
                 <w:sz w:val="21"/>
               </w:rPr>
               <w:t xml:space="preserve">Git、pytest、Pandoc（用于文档导出）</w:t>
@@ -3323,6 +3526,7 @@
       <w:r>
         <w:rPr>
           <w:rFonts w:ascii="宋体" w:hAnsi="宋体" w:eastAsia="宋体"/>
+          <w:color w:val="000000"/>
         </w:rPr>
         <w:t xml:space="preserve">11. 约束条件</w:t>
       </w:r>
@@ -3340,6 +3544,7 @@
       <w:r>
         <w:rPr>
           <w:rFonts w:ascii="宋体" w:hAnsi="宋体" w:eastAsia="宋体"/>
+          <w:color w:val="000000"/>
         </w:rPr>
         <w:t xml:space="preserve">开发语言统一为 Python，不引入其他主语言实现核心流程。</w:t>
       </w:r>
@@ -3357,6 +3562,7 @@
       <w:r>
         <w:rPr>
           <w:rFonts w:ascii="宋体" w:hAnsi="宋体" w:eastAsia="宋体"/>
+          <w:color w:val="000000"/>
         </w:rPr>
         <w:t xml:space="preserve">环境管理统一使用 uv，避免多人环境口径不一致。</w:t>
       </w:r>
@@ -3374,6 +3580,7 @@
       <w:r>
         <w:rPr>
           <w:rFonts w:ascii="宋体" w:hAnsi="宋体" w:eastAsia="宋体"/>
+          <w:color w:val="000000"/>
         </w:rPr>
         <w:t xml:space="preserve">文档、代码和测试必须使用统一术语和统一模块划分。</w:t>
       </w:r>
@@ -3391,6 +3598,7 @@
       <w:r>
         <w:rPr>
           <w:rFonts w:ascii="宋体" w:hAnsi="宋体" w:eastAsia="宋体"/>
+          <w:color w:val="000000"/>
         </w:rPr>
         <w:t xml:space="preserve">项目为课程实验系统，不以商业级高并发或实时在线部署为目标。</w:t>
       </w:r>
@@ -3403,6 +3611,7 @@
       <w:r>
         <w:rPr>
           <w:rFonts w:ascii="宋体" w:hAnsi="宋体" w:eastAsia="宋体"/>
+          <w:color w:val="000000"/>
         </w:rPr>
         <w:t xml:space="preserve">11.1 需求验收口径</w:t>
       </w:r>
@@ -3416,30 +3625,35 @@
       <w:r>
         <w:rPr>
           <w:rFonts w:ascii="宋体" w:hAnsi="宋体" w:eastAsia="宋体"/>
+          <w:color w:val="000000"/>
         </w:rPr>
         <w:t xml:space="preserve">项目验收时按</w:t>
       </w:r>
       <w:r>
         <w:rPr>
           <w:rFonts w:ascii="宋体" w:hAnsi="宋体" w:eastAsia="宋体"/>
+          <w:color w:val="000000"/>
         </w:rPr>
         <w:t xml:space="preserve">“</w:t>
       </w:r>
       <w:r>
         <w:rPr>
           <w:rFonts w:ascii="宋体" w:hAnsi="宋体" w:eastAsia="宋体"/>
+          <w:color w:val="000000"/>
         </w:rPr>
         <w:t xml:space="preserve">能否运行、结果是否可解释、文档是否能追溯</w:t>
       </w:r>
       <w:r>
         <w:rPr>
           <w:rFonts w:ascii="宋体" w:hAnsi="宋体" w:eastAsia="宋体"/>
+          <w:color w:val="000000"/>
         </w:rPr>
         <w:t xml:space="preserve">”</w:t>
       </w:r>
       <w:r>
         <w:rPr>
           <w:rFonts w:ascii="宋体" w:hAnsi="宋体" w:eastAsia="宋体"/>
+          <w:color w:val="000000"/>
         </w:rPr>
         <w:t xml:space="preserve">三个层级判断：</w:t>
       </w:r>
@@ -3457,6 +3671,7 @@
       <w:r>
         <w:rPr>
           <w:rFonts w:ascii="宋体" w:hAnsi="宋体" w:eastAsia="宋体"/>
+          <w:color w:val="000000"/>
         </w:rPr>
         <w:t xml:space="preserve">运行层：示例 notebook 可执行，核心测试通过，真实数据目录存在时能够读入 XJTU-SY 和 PHM2012。</w:t>
       </w:r>
@@ -3474,6 +3689,7 @@
       <w:r>
         <w:rPr>
           <w:rFonts w:ascii="宋体" w:hAnsi="宋体" w:eastAsia="宋体"/>
+          <w:color w:val="000000"/>
         </w:rPr>
         <w:t xml:space="preserve">解释层：每个主要模型输出 RMSE/MAE/Score 等指标，同时提供 RUL 曲线或特征曲线辅助说明。</w:t>
       </w:r>
@@ -3491,30 +3707,35 @@
       <w:r>
         <w:rPr>
           <w:rFonts w:ascii="宋体" w:hAnsi="宋体" w:eastAsia="宋体"/>
+          <w:color w:val="000000"/>
         </w:rPr>
         <w:t xml:space="preserve">追溯层：训练配置、输出目录、指标 CSV、测试命令和文档结论之间能够对应，不出现</w:t>
       </w:r>
       <w:r>
         <w:rPr>
           <w:rFonts w:ascii="宋体" w:hAnsi="宋体" w:eastAsia="宋体"/>
+          <w:color w:val="000000"/>
         </w:rPr>
         <w:t xml:space="preserve">“</w:t>
       </w:r>
       <w:r>
         <w:rPr>
           <w:rFonts w:ascii="宋体" w:hAnsi="宋体" w:eastAsia="宋体"/>
+          <w:color w:val="000000"/>
         </w:rPr>
         <w:t xml:space="preserve">文档说有、代码不能跑</w:t>
       </w:r>
       <w:r>
         <w:rPr>
           <w:rFonts w:ascii="宋体" w:hAnsi="宋体" w:eastAsia="宋体"/>
+          <w:color w:val="000000"/>
         </w:rPr>
         <w:t xml:space="preserve">”</w:t>
       </w:r>
       <w:r>
         <w:rPr>
           <w:rFonts w:ascii="宋体" w:hAnsi="宋体" w:eastAsia="宋体"/>
+          <w:color w:val="000000"/>
         </w:rPr>
         <w:t xml:space="preserve">的情况。</w:t>
       </w:r>
@@ -3529,6 +3750,7 @@
       <w:r>
         <w:rPr>
           <w:rFonts w:ascii="宋体" w:hAnsi="宋体" w:eastAsia="宋体"/>
+          <w:color w:val="000000"/>
         </w:rPr>
         <w:t xml:space="preserve">12. 验收目标</w:t>
       </w:r>
@@ -3542,6 +3764,7 @@
       <w:r>
         <w:rPr>
           <w:rFonts w:ascii="宋体" w:hAnsi="宋体" w:eastAsia="宋体"/>
+          <w:color w:val="000000"/>
         </w:rPr>
         <w:t xml:space="preserve">需求定义阶段的验收目标如下：</w:t>
       </w:r>
@@ -3559,6 +3782,7 @@
       <w:r>
         <w:rPr>
           <w:rFonts w:ascii="宋体" w:hAnsi="宋体" w:eastAsia="宋体"/>
+          <w:color w:val="000000"/>
         </w:rPr>
         <w:t xml:space="preserve">团队对项目名称、技术栈、模块划分和时间安排达成一致。</w:t>
       </w:r>
@@ -3576,6 +3800,7 @@
       <w:r>
         <w:rPr>
           <w:rFonts w:ascii="宋体" w:hAnsi="宋体" w:eastAsia="宋体"/>
+          <w:color w:val="000000"/>
         </w:rPr>
         <w:t xml:space="preserve">需求边界清楚，能够作为 SRS 的前置输入。</w:t>
       </w:r>
@@ -3593,6 +3818,7 @@
       <w:r>
         <w:rPr>
           <w:rFonts w:ascii="宋体" w:hAnsi="宋体" w:eastAsia="宋体"/>
+          <w:color w:val="000000"/>
         </w:rPr>
         <w:t xml:space="preserve">角色、场景、功能和非功能需求描述完整，无明显冲突。</w:t>
       </w:r>
@@ -3610,6 +3836,7 @@
       <w:r>
         <w:rPr>
           <w:rFonts w:ascii="宋体" w:hAnsi="宋体" w:eastAsia="宋体"/>
+          <w:color w:val="000000"/>
         </w:rPr>
         <w:t xml:space="preserve">所有后续文档均应以本文件的术语和模块划分为基础。</w:t>
       </w:r>
@@ -4168,6 +4395,7 @@
     <w:qFormat/>
     <w:rPr>
       <w:rFonts w:ascii="宋体" w:hAnsi="宋体" w:eastAsia="宋体"/>
+      <w:color w:val="000000"/>
       <w:sz w:val="21"/>
     </w:rPr>
   </w:style>
@@ -4181,6 +4409,7 @@
     <w:qFormat/>
     <w:rPr>
       <w:rFonts w:ascii="宋体" w:hAnsi="宋体" w:eastAsia="宋体"/>
+      <w:color w:val="000000"/>
       <w:sz w:val="21"/>
     </w:rPr>
   </w:style>
@@ -4191,6 +4420,7 @@
     <w:qFormat/>
     <w:rPr>
       <w:rFonts w:ascii="宋体" w:hAnsi="宋体" w:eastAsia="宋体"/>
+      <w:color w:val="000000"/>
       <w:sz w:val="21"/>
     </w:rPr>
   </w:style>
@@ -4203,6 +4433,7 @@
     </w:pPr>
     <w:rPr>
       <w:rFonts w:ascii="宋体" w:hAnsi="宋体" w:eastAsia="宋体"/>
+      <w:color w:val="000000"/>
       <w:sz w:val="21"/>
     </w:rPr>
   </w:style>
@@ -4221,7 +4452,7 @@
       <w:rFonts w:asciiTheme="majorHAnsi" w:cstheme="majorBidi" w:eastAsiaTheme="majorEastAsia" w:hAnsiTheme="majorHAnsi" w:ascii="黑体" w:hAnsi="黑体" w:eastAsia="黑体"/>
       <w:b/>
       <w:bCs/>
-      <w:color w:themeColor="accent1" w:themeShade="B5" w:val="345A8A"/>
+      <w:color w:val="000000"/>
       <w:sz w:val="36"/>
       <w:szCs w:val="36"/>
     </w:rPr>
@@ -4238,6 +4469,7 @@
       <w:jc w:val="center"/>
     </w:pPr>
     <w:rPr>
+      <w:color w:val="000000"/>
       <w:sz w:val="30"/>
       <w:szCs w:val="30"/>
     </w:rPr>
@@ -4301,7 +4533,7 @@
       <w:rFonts w:asciiTheme="majorHAnsi" w:cstheme="majorBidi" w:eastAsiaTheme="majorEastAsia" w:hAnsiTheme="majorHAnsi" w:ascii="宋体" w:hAnsi="宋体" w:eastAsia="宋体"/>
       <w:b/>
       <w:bCs/>
-      <w:color w:themeColor="accent1" w:val="4F81BD"/>
+      <w:color w:val="000000"/>
       <w:sz w:val="48"/>
       <w:szCs w:val="32"/>
     </w:rPr>
@@ -4323,7 +4555,7 @@
       <w:rFonts w:asciiTheme="majorHAnsi" w:cstheme="majorBidi" w:eastAsiaTheme="majorEastAsia" w:hAnsiTheme="majorHAnsi" w:ascii="宋体" w:hAnsi="宋体" w:eastAsia="宋体"/>
       <w:b/>
       <w:bCs/>
-      <w:color w:themeColor="accent1" w:val="4F81BD"/>
+      <w:color w:val="000000"/>
       <w:sz w:val="36"/>
       <w:szCs w:val="28"/>
     </w:rPr>
@@ -4345,7 +4577,7 @@
       <w:rFonts w:asciiTheme="majorHAnsi" w:cstheme="majorBidi" w:eastAsiaTheme="majorEastAsia" w:hAnsiTheme="majorHAnsi" w:ascii="宋体" w:hAnsi="宋体" w:eastAsia="宋体"/>
       <w:b/>
       <w:bCs/>
-      <w:color w:themeColor="accent1" w:val="4F81BD"/>
+      <w:color w:val="000000"/>
       <w:sz w:val="27"/>
       <w:szCs w:val="24"/>
     </w:rPr>
@@ -4368,7 +4600,7 @@
       <w:i/>
       <w:b/>
       <w:bCs/>
-      <w:color w:themeColor="accent1" w:val="4F81BD"/>
+      <w:color w:val="000000"/>
       <w:sz w:val="24"/>
       <w:szCs w:val="24"/>
     </w:rPr>
@@ -4387,10 +4619,11 @@
       <w:outlineLvl w:val="4"/>
     </w:pPr>
     <w:rPr>
-      <w:rFonts w:asciiTheme="majorHAnsi" w:cstheme="majorBidi" w:eastAsiaTheme="majorEastAsia" w:hAnsiTheme="majorHAnsi"/>
+      <w:rFonts w:asciiTheme="majorHAnsi" w:cstheme="majorBidi" w:eastAsiaTheme="majorEastAsia" w:hAnsiTheme="majorHAnsi" w:ascii="宋体" w:hAnsi="宋体" w:eastAsia="宋体"/>
+      <w:b/>
       <w:iCs/>
-      <w:color w:themeColor="accent1" w:val="4F81BD"/>
-      <w:sz w:val="24"/>
+      <w:color w:val="000000"/>
+      <w:sz w:val="21"/>
       <w:szCs w:val="24"/>
     </w:rPr>
   </w:style>
@@ -4408,9 +4641,10 @@
       <w:outlineLvl w:val="5"/>
     </w:pPr>
     <w:rPr>
-      <w:rFonts w:asciiTheme="majorHAnsi" w:cstheme="majorBidi" w:eastAsiaTheme="majorEastAsia" w:hAnsiTheme="majorHAnsi"/>
-      <w:color w:themeColor="accent1" w:val="4F81BD"/>
-      <w:sz w:val="24"/>
+      <w:rFonts w:asciiTheme="majorHAnsi" w:cstheme="majorBidi" w:eastAsiaTheme="majorEastAsia" w:hAnsiTheme="majorHAnsi" w:ascii="宋体" w:hAnsi="宋体" w:eastAsia="宋体"/>
+      <w:b/>
+      <w:color w:val="000000"/>
+      <w:sz w:val="21"/>
       <w:szCs w:val="24"/>
     </w:rPr>
   </w:style>
@@ -4428,9 +4662,10 @@
       <w:outlineLvl w:val="6"/>
     </w:pPr>
     <w:rPr>
-      <w:rFonts w:asciiTheme="majorHAnsi" w:cstheme="majorBidi" w:eastAsiaTheme="majorEastAsia" w:hAnsiTheme="majorHAnsi"/>
-      <w:color w:themeColor="accent1" w:val="4F81BD"/>
-      <w:sz w:val="24"/>
+      <w:rFonts w:asciiTheme="majorHAnsi" w:cstheme="majorBidi" w:eastAsiaTheme="majorEastAsia" w:hAnsiTheme="majorHAnsi" w:ascii="宋体" w:hAnsi="宋体" w:eastAsia="宋体"/>
+      <w:b/>
+      <w:color w:val="000000"/>
+      <w:sz w:val="21"/>
       <w:szCs w:val="24"/>
     </w:rPr>
   </w:style>
@@ -4448,9 +4683,10 @@
       <w:outlineLvl w:val="7"/>
     </w:pPr>
     <w:rPr>
-      <w:rFonts w:asciiTheme="majorHAnsi" w:cstheme="majorBidi" w:eastAsiaTheme="majorEastAsia" w:hAnsiTheme="majorHAnsi"/>
-      <w:color w:themeColor="accent1" w:val="4F81BD"/>
-      <w:sz w:val="24"/>
+      <w:rFonts w:asciiTheme="majorHAnsi" w:cstheme="majorBidi" w:eastAsiaTheme="majorEastAsia" w:hAnsiTheme="majorHAnsi" w:ascii="宋体" w:hAnsi="宋体" w:eastAsia="宋体"/>
+      <w:b/>
+      <w:color w:val="000000"/>
+      <w:sz w:val="21"/>
       <w:szCs w:val="24"/>
     </w:rPr>
   </w:style>
@@ -4468,9 +4704,10 @@
       <w:outlineLvl w:val="8"/>
     </w:pPr>
     <w:rPr>
-      <w:rFonts w:asciiTheme="majorHAnsi" w:cstheme="majorBidi" w:eastAsiaTheme="majorEastAsia" w:hAnsiTheme="majorHAnsi"/>
-      <w:color w:themeColor="accent1" w:val="4F81BD"/>
-      <w:sz w:val="24"/>
+      <w:rFonts w:asciiTheme="majorHAnsi" w:cstheme="majorBidi" w:eastAsiaTheme="majorEastAsia" w:hAnsiTheme="majorHAnsi" w:ascii="宋体" w:hAnsi="宋体" w:eastAsia="宋体"/>
+      <w:b/>
+      <w:color w:val="000000"/>
+      <w:sz w:val="21"/>
       <w:szCs w:val="24"/>
     </w:rPr>
   </w:style>
@@ -4608,7 +4845,7 @@
     <w:name w:val="Hyperlink"/>
     <w:basedOn w:val="BodyTextChar"/>
     <w:rPr>
-      <w:color w:themeColor="accent1" w:val="4F81BD"/>
+      <w:color w:val="000000"/>
     </w:rPr>
   </w:style>
   <w:style w:styleId="TOCHeading" w:type="paragraph">
@@ -4626,7 +4863,7 @@
       <w:rFonts w:asciiTheme="majorHAnsi" w:cstheme="majorBidi" w:eastAsiaTheme="majorEastAsia" w:hAnsiTheme="majorHAnsi"/>
       <w:b w:val="0"/>
       <w:bCs w:val="0"/>
-      <w:color w:themeColor="accent1" w:themeShade="BF" w:val="365F91"/>
+      <w:color w:val="000000"/>
     </w:rPr>
   </w:style>
   <w:style w:type="paragraph" w:customStyle="1" w:styleId="SourceCode">
